--- a/Trabajo de Campo_2.docx
+++ b/Trabajo de Campo_2.docx
@@ -1,6 +1,6 @@
 
 <file path=word/document.xml><?xml version="1.0" encoding="utf-8"?>
-<w:document xmlns:wpc="http://schemas.microsoft.com/office/word/2010/wordprocessingCanvas" xmlns:cx="http://schemas.microsoft.com/office/drawing/2014/chartex" xmlns:cx1="http://schemas.microsoft.com/office/drawing/2015/9/8/chartex" xmlns:cx2="http://schemas.microsoft.com/office/drawing/2015/10/21/chartex" xmlns:cx3="http://schemas.microsoft.com/office/drawing/2016/5/9/chartex" xmlns:cx4="http://schemas.microsoft.com/office/drawing/2016/5/10/chartex" xmlns:cx5="http://schemas.microsoft.com/office/drawing/2016/5/11/chartex" xmlns:cx6="http://schemas.microsoft.com/office/drawing/2016/5/12/chartex" xmlns:cx7="http://schemas.microsoft.com/office/drawing/2016/5/13/chartex" xmlns:cx8="http://schemas.microsoft.com/office/drawing/2016/5/14/chartex" xmlns:mc="http://schemas.openxmlformats.org/markup-compatibility/2006" xmlns:aink="http://schemas.microsoft.com/office/drawing/2016/ink" xmlns:am3d="http://schemas.microsoft.com/office/drawing/2017/model3d" xmlns:o="urn:schemas-microsoft-com:office:office" xmlns:oel="http://schemas.microsoft.com/office/2019/extlst" xmlns:r="http://schemas.openxmlformats.org/officeDocument/2006/relationships" xmlns:m="http://schemas.openxmlformats.org/officeDocument/2006/math" xmlns:v="urn:schemas-microsoft-com:vml" xmlns:wp14="http://schemas.microsoft.com/office/word/2010/wordprocessingDrawing" xmlns:wp="http://schemas.openxmlformats.org/drawingml/2006/wordprocessingDrawing" xmlns:w10="urn:schemas-microsoft-com:office:word" xmlns:w="http://schemas.openxmlformats.org/wordprocessingml/2006/main" xmlns:w14="http://schemas.microsoft.com/office/word/2010/wordml" xmlns:w15="http://schemas.microsoft.com/office/word/2012/wordml" xmlns:w16cex="http://schemas.microsoft.com/office/word/2018/wordml/cex" xmlns:w16cid="http://schemas.microsoft.com/office/word/2016/wordml/cid" xmlns:w16="http://schemas.microsoft.com/office/word/2018/wordml" xmlns:w16du="http://schemas.microsoft.com/office/word/2023/wordml/word16du" xmlns:w16sdtdh="http://schemas.microsoft.com/office/word/2020/wordml/sdtdatahash" xmlns:w16sdtfl="http://schemas.microsoft.com/office/word/2024/wordml/sdtformatlock" xmlns:w16se="http://schemas.microsoft.com/office/word/2015/wordml/symex" xmlns:wpg="http://schemas.microsoft.com/office/word/2010/wordprocessingGroup" xmlns:wpi="http://schemas.microsoft.com/office/word/2010/wordprocessingInk" xmlns:wne="http://schemas.microsoft.com/office/word/2006/wordml" xmlns:wps="http://schemas.microsoft.com/office/word/2010/wordprocessingShape" mc:Ignorable="w14 w15 w16se w16cid w16 w16cex w16sdtdh w16sdtfl w16du wp14">
+<w:document xmlns:wpc="http://schemas.microsoft.com/office/word/2010/wordprocessingCanvas" xmlns:mc="http://schemas.openxmlformats.org/markup-compatibility/2006" xmlns:o="urn:schemas-microsoft-com:office:office" xmlns:r="http://schemas.openxmlformats.org/officeDocument/2006/relationships" xmlns:m="http://schemas.openxmlformats.org/officeDocument/2006/math" xmlns:v="urn:schemas-microsoft-com:vml" xmlns:wp14="http://schemas.microsoft.com/office/word/2010/wordprocessingDrawing" xmlns:wp="http://schemas.openxmlformats.org/drawingml/2006/wordprocessingDrawing" xmlns:w10="urn:schemas-microsoft-com:office:word" xmlns:w="http://schemas.openxmlformats.org/wordprocessingml/2006/main" xmlns:w14="http://schemas.microsoft.com/office/word/2010/wordml" xmlns:wpg="http://schemas.microsoft.com/office/word/2010/wordprocessingGroup" xmlns:wpi="http://schemas.microsoft.com/office/word/2010/wordprocessingInk" xmlns:wne="http://schemas.microsoft.com/office/word/2006/wordml" xmlns:wps="http://schemas.microsoft.com/office/word/2010/wordprocessingShape" mc:Ignorable="w14 wp14">
   <w:body>
     <w:p>
       <w:pPr>
@@ -518,10 +518,19 @@
         <w:t xml:space="preserve">Cada estación en la que el tren pare, </w:t>
       </w:r>
       <w:r>
-        <w:t xml:space="preserve">es una realidad distinta: una ciudad inundada, un </w:t>
-      </w:r>
-      <w:r>
-        <w:t>jardín de lenguas muertas</w:t>
+        <w:t>es una realidad</w:t>
+      </w:r>
+      <w:r>
+        <w:t xml:space="preserve"> distinta:</w:t>
+      </w:r>
+      <w:r>
+        <w:t xml:space="preserve"> </w:t>
+      </w:r>
+      <w:r>
+        <w:t>un jardín de lenguas muertas</w:t>
+      </w:r>
+      <w:r>
+        <w:t>, una ciudad inundada</w:t>
       </w:r>
       <w:r>
         <w:t xml:space="preserve">, </w:t>
@@ -690,7 +699,55 @@
         <w:t>es una ciudad inundada donde los libros mojados y olvidados flotan. El jugador debe reconstruir información conectando pistas incompletas.</w:t>
       </w:r>
       <w:r>
-        <w:t xml:space="preserve"> Puede agarrar libros y algunos al abrirlos verá que tiene palabras con algunas letras borrosas. Deberá reconstruir esas palabras y llevar el libro hacia un casillero que hay al lado de las puertas del tren. Al llenar ese casillero con 3 libros se podrán abrir las puertas y así avanzar hacia la siguiente estación.</w:t>
+        <w:t xml:space="preserve"> </w:t>
+      </w:r>
+      <w:r>
+        <w:br/>
+        <w:t xml:space="preserve">En este nivel el jugador  tendrá que resolver dos </w:t>
+      </w:r>
+      <w:proofErr w:type="spellStart"/>
+      <w:r>
+        <w:t>puzl</w:t>
+      </w:r>
+      <w:r>
+        <w:t>les</w:t>
+      </w:r>
+      <w:proofErr w:type="spellEnd"/>
+      <w:r>
+        <w:t>:</w:t>
+      </w:r>
+      <w:r>
+        <w:br/>
+        <w:t>- E</w:t>
+      </w:r>
+      <w:r>
+        <w:t xml:space="preserve">l primero es colocar correctamente en posición unas palancas, otorgando así al jugador </w:t>
+      </w:r>
+      <w:r>
+        <w:t>unas llaves</w:t>
+      </w:r>
+      <w:r>
+        <w:t>. Y para que con esta, se pueda abrir otra sala.</w:t>
+      </w:r>
+      <w:r>
+        <w:br/>
+      </w:r>
+      <w:r>
+        <w:t xml:space="preserve">- </w:t>
+      </w:r>
+      <w:r>
+        <w:t xml:space="preserve">El segundo </w:t>
+      </w:r>
+      <w:proofErr w:type="spellStart"/>
+      <w:r>
+        <w:t>puzzle</w:t>
+      </w:r>
+      <w:proofErr w:type="spellEnd"/>
+      <w:r>
+        <w:t xml:space="preserve"> a resolver trata de un mapa y un cofre, dependiendo de la posición que aparezca en el mapa y con ayuda de un libro  </w:t>
+      </w:r>
+      <w:r>
+        <w:t>ubicado en otra parte del lugar, se coloca correctamente una secuencia de números, para cuando se habrá, otorgué al jugador un fusible que se lo tiene que dar al maquinista para continuar con el viaje.</w:t>
       </w:r>
     </w:p>
     <w:p>
@@ -734,36 +791,19 @@
         <w:t xml:space="preserve">Escenario: </w:t>
       </w:r>
       <w:r>
-        <w:t>es un lugar donde todo parece lógico… hasta que deja de serlo. Las reglas cambian constantemente. El jugador debe adaptarse y pensar diferente.</w:t>
-      </w:r>
-      <w:r>
-        <w:t xml:space="preserve"> En </w:t>
-      </w:r>
-      <w:r>
-        <w:t>esta ciudad</w:t>
-      </w:r>
-      <w:r>
-        <w:t xml:space="preserve"> </w:t>
-      </w:r>
-      <w:r>
-        <w:t>habrá</w:t>
-      </w:r>
-      <w:r>
-        <w:t xml:space="preserve"> piezas de </w:t>
-      </w:r>
-      <w:r>
-        <w:t>unas rompecabezas escondidas</w:t>
-      </w:r>
-      <w:r>
-        <w:t xml:space="preserve"> por todo el lugar. </w:t>
-      </w:r>
-    </w:p>
-    <w:p>
-      <w:r>
-        <w:t>Además, encontrará un mapa de todas las estaciones y con él podrá volver a las anteriores.</w:t>
-      </w:r>
-      <w:r>
-        <w:t xml:space="preserve"> </w:t>
+        <w:t xml:space="preserve">es un lugar donde todo parece lógico… hasta que deja de serlo. Las reglas cambian constantemente. </w:t>
+      </w:r>
+      <w:r>
+        <w:t>El jugador en este nivel, deberá enfrentarse a un laberinto con varios caminos,  en el cual tendrá que hacer memori</w:t>
+      </w:r>
+      <w:r>
+        <w:t>a</w:t>
+      </w:r>
+      <w:r>
+        <w:t xml:space="preserve"> y recordar cual era el camino correcto, para poder </w:t>
+      </w:r>
+      <w:r>
+        <w:t>avanzar y al final poder recuperar  un objeto que permitirá al maquinista avanzar por fin al último nivel de nuestro juego, La ciudad de las luces quietas.</w:t>
       </w:r>
     </w:p>
     <w:p>
@@ -771,6 +811,8 @@
         <w:t>Habilidad que fomenta: Pensamiento lateral, flexibilidad mental y resolución creativa.</w:t>
       </w:r>
     </w:p>
+    <w:p/>
+    <w:p/>
     <w:p>
       <w:pPr>
         <w:rPr>
@@ -784,6 +826,7 @@
           <w:i/>
           <w:iCs/>
         </w:rPr>
+        <w:lastRenderedPageBreak/>
         <w:t>Nivel</w:t>
       </w:r>
       <w:r>
@@ -857,20 +900,54 @@
       <w:r>
         <w:t>Escenario: está completamente detenida en el tiempo. Todo quedó congelado exactamente a las 00:03. La hora en que aparece el tren.</w:t>
       </w:r>
-    </w:p>
-    <w:p>
-      <w:r>
-        <w:t>El jugador debe reactivar la ciudad. Para eso debe devolverle: memoria, movimiento, tiempo, y energía.</w:t>
-      </w:r>
-    </w:p>
-    <w:p>
       <w:r>
         <w:t xml:space="preserve"> </w:t>
       </w:r>
-    </w:p>
-    <w:p>
-      <w:r>
-        <w:lastRenderedPageBreak/>
+      <w:r>
+        <w:t>El jugador debe adaptarse y pensar diferente.</w:t>
+      </w:r>
+      <w:r>
+        <w:t xml:space="preserve"> En esta ciudad habrá piezas de </w:t>
+      </w:r>
+      <w:r>
+        <w:t>unos</w:t>
+      </w:r>
+      <w:r>
+        <w:t xml:space="preserve"> rompecabezas escondidas por</w:t>
+      </w:r>
+      <w:r>
+        <w:t xml:space="preserve"> </w:t>
+      </w:r>
+      <w:r>
+        <w:t xml:space="preserve"> todo el lugar. </w:t>
+      </w:r>
+      <w:r>
+        <w:t xml:space="preserve"> El objetivo es que el jugador logre encontrar todas las piezas y al armarlo, la ciudad vuelva a funcionar y la </w:t>
+      </w:r>
+      <w:proofErr w:type="spellStart"/>
+      <w:r>
+        <w:t>Yala</w:t>
+      </w:r>
+      <w:proofErr w:type="spellEnd"/>
+      <w:r>
+        <w:t xml:space="preserve"> por fin pueda regresar a su hogar.</w:t>
+      </w:r>
+    </w:p>
+    <w:p>
+      <w:r>
+        <w:t xml:space="preserve">Habilidad que fomenta: </w:t>
+      </w:r>
+      <w:r>
+        <w:t>reconocimiento de patrones y  deducción.</w:t>
+      </w:r>
+    </w:p>
+    <w:p>
+      <w:r>
+        <w:t>------------------------------------------------------------------------------------------------------------------------------</w:t>
+      </w:r>
+    </w:p>
+    <w:p>
+      <w:r>
         <w:t>Comenzando con el proyecto</w:t>
       </w:r>
       <w:r>
@@ -971,6 +1048,7 @@
       <w:r>
         <w:rPr>
           <w:noProof/>
+          <w:lang w:eastAsia="es-AR"/>
         </w:rPr>
         <w:drawing>
           <wp:anchor distT="0" distB="0" distL="114300" distR="114300" simplePos="0" relativeHeight="251660288" behindDoc="0" locked="0" layoutInCell="1" allowOverlap="1" wp14:anchorId="1DB661E6" wp14:editId="2A415F72">
@@ -998,7 +1076,7 @@
                     </pic:cNvPicPr>
                   </pic:nvPicPr>
                   <pic:blipFill>
-                    <a:blip r:embed="rId5" cstate="print">
+                    <a:blip r:embed="rId6" cstate="print">
                       <a:extLst>
                         <a:ext uri="{28A0092B-C50C-407E-A947-70E740481C1C}">
                           <a14:useLocalDpi xmlns:a14="http://schemas.microsoft.com/office/drawing/2010/main" val="0"/>
@@ -1038,6 +1116,7 @@
       <w:r>
         <w:rPr>
           <w:noProof/>
+          <w:lang w:eastAsia="es-AR"/>
         </w:rPr>
         <w:drawing>
           <wp:anchor distT="0" distB="0" distL="114300" distR="114300" simplePos="0" relativeHeight="251658240" behindDoc="0" locked="0" layoutInCell="1" allowOverlap="1" wp14:anchorId="036DBE4A" wp14:editId="3E7F6222">
@@ -1065,7 +1144,7 @@
                     </pic:cNvPicPr>
                   </pic:nvPicPr>
                   <pic:blipFill>
-                    <a:blip r:embed="rId6" cstate="print">
+                    <a:blip r:embed="rId7" cstate="print">
                       <a:extLst>
                         <a:ext uri="{28A0092B-C50C-407E-A947-70E740481C1C}">
                           <a14:useLocalDpi xmlns:a14="http://schemas.microsoft.com/office/drawing/2010/main" val="0"/>
@@ -1105,6 +1184,7 @@
       <w:r>
         <w:rPr>
           <w:noProof/>
+          <w:lang w:eastAsia="es-AR"/>
         </w:rPr>
         <w:drawing>
           <wp:anchor distT="0" distB="0" distL="114300" distR="114300" simplePos="0" relativeHeight="251659264" behindDoc="0" locked="0" layoutInCell="1" allowOverlap="1" wp14:anchorId="36A9F8E7" wp14:editId="5F096372">
@@ -1132,7 +1212,7 @@
                     </pic:cNvPicPr>
                   </pic:nvPicPr>
                   <pic:blipFill>
-                    <a:blip r:embed="rId7" cstate="print">
+                    <a:blip r:embed="rId8" cstate="print">
                       <a:extLst>
                         <a:ext uri="{28A0092B-C50C-407E-A947-70E740481C1C}">
                           <a14:useLocalDpi xmlns:a14="http://schemas.microsoft.com/office/drawing/2010/main" val="0"/>
@@ -1175,7 +1255,11 @@
     <w:p/>
     <w:p>
       <w:r>
-        <w:t xml:space="preserve">Encuesta: Para empezar con nuestro videojuego primero hicimos un “Análisis del Mercado” con una encuesta que nos pidió que hiciéramos nuestra profesora, en la que le preguntábamos a el usuario sus preferencias para nuestro juego. Cuando sesenta personas contestaron la encuesta iniciamos a ver todo lo que llevaría nuestro juego, como la música y los efectos de sonido, el estilo de </w:t>
+        <w:t xml:space="preserve">Encuesta: Para empezar con nuestro videojuego primero hicimos un “Análisis del Mercado” con una encuesta que nos pidió que hiciéramos nuestra profesora, en la que le preguntábamos a el usuario sus preferencias para nuestro juego. Cuando sesenta personas contestaron la encuesta iniciamos a ver todo lo que llevaría nuestro juego, como la música y los efectos de </w:t>
+      </w:r>
+      <w:r>
+        <w:lastRenderedPageBreak/>
+        <w:t xml:space="preserve">sonido, el estilo de </w:t>
       </w:r>
       <w:r>
         <w:t>las imágenes</w:t>
@@ -1211,6 +1295,7 @@
       <w:r>
         <w:rPr>
           <w:noProof/>
+          <w:lang w:eastAsia="es-AR"/>
         </w:rPr>
         <w:drawing>
           <wp:anchor distT="0" distB="0" distL="114300" distR="114300" simplePos="0" relativeHeight="251661312" behindDoc="0" locked="0" layoutInCell="1" allowOverlap="1" wp14:anchorId="5A34D468" wp14:editId="3BE5EC4B">
@@ -1238,7 +1323,7 @@
                     </pic:cNvPicPr>
                   </pic:nvPicPr>
                   <pic:blipFill>
-                    <a:blip r:embed="rId8">
+                    <a:blip r:embed="rId9">
                       <a:extLst>
                         <a:ext uri="{28A0092B-C50C-407E-A947-70E740481C1C}">
                           <a14:useLocalDpi xmlns:a14="http://schemas.microsoft.com/office/drawing/2010/main" val="0"/>
@@ -1287,7 +1372,6 @@
           <w:sz w:val="44"/>
           <w:szCs w:val="44"/>
         </w:rPr>
-        <w:lastRenderedPageBreak/>
         <w:t>¿Qué es Pygame?</w:t>
       </w:r>
       <w:r>
@@ -1487,21 +1571,9 @@
       </w:r>
       <w:r>
         <w:rPr>
-          <mc:AlternateContent>
-            <mc:Choice Requires="w16se"/>
-            <mc:Fallback>
-              <w:rFonts w:ascii="Segoe UI Emoji" w:eastAsia="Segoe UI Emoji" w:hAnsi="Segoe UI Emoji" w:cs="Segoe UI Emoji"/>
-            </mc:Fallback>
-          </mc:AlternateContent>
-        </w:rPr>
-        <mc:AlternateContent>
-          <mc:Choice Requires="w16se">
-            <w16se:symEx w16se:font="Segoe UI Emoji" w16se:char="1F60A"/>
-          </mc:Choice>
-          <mc:Fallback>
-            <w:t>😊</w:t>
-          </mc:Fallback>
-        </mc:AlternateContent>
+          <w:rFonts w:ascii="Segoe UI Emoji" w:eastAsia="Segoe UI Emoji" w:hAnsi="Segoe UI Emoji" w:cs="Segoe UI Emoji"/>
+        </w:rPr>
+        <w:t>😊</w:t>
       </w:r>
       <w:r>
         <w:t xml:space="preserve"> </w:t>
@@ -1520,6 +1592,7 @@
           <w:sz w:val="32"/>
           <w:szCs w:val="32"/>
         </w:rPr>
+        <w:lastRenderedPageBreak/>
         <w:t>Pasando con</w:t>
       </w:r>
       <w:r>
@@ -1604,7 +1677,6 @@
         <w:rPr>
           <w:noProof/>
         </w:rPr>
-        <w:lastRenderedPageBreak/>
         <w:drawing>
           <wp:anchor distT="0" distB="0" distL="114300" distR="114300" simplePos="0" relativeHeight="251665408" behindDoc="0" locked="0" layoutInCell="1" allowOverlap="1" wp14:anchorId="50E2CCFB" wp14:editId="4273B29E">
             <wp:simplePos x="0" y="0"/>
@@ -1631,7 +1703,7 @@
                     </pic:cNvPicPr>
                   </pic:nvPicPr>
                   <pic:blipFill>
-                    <a:blip r:embed="rId9" cstate="print">
+                    <a:blip r:embed="rId10" cstate="print">
                       <a:extLst>
                         <a:ext uri="{28A0092B-C50C-407E-A947-70E740481C1C}">
                           <a14:useLocalDpi xmlns:a14="http://schemas.microsoft.com/office/drawing/2010/main" val="0"/>
@@ -1700,7 +1772,7 @@
                     </pic:cNvPicPr>
                   </pic:nvPicPr>
                   <pic:blipFill>
-                    <a:blip r:embed="rId10" cstate="print">
+                    <a:blip r:embed="rId11" cstate="print">
                       <a:extLst>
                         <a:ext uri="{28A0092B-C50C-407E-A947-70E740481C1C}">
                           <a14:useLocalDpi xmlns:a14="http://schemas.microsoft.com/office/drawing/2010/main" val="0"/>
@@ -1758,7 +1830,7 @@
                     </pic:cNvPicPr>
                   </pic:nvPicPr>
                   <pic:blipFill>
-                    <a:blip r:embed="rId11" cstate="print">
+                    <a:blip r:embed="rId12" cstate="print">
                       <a:extLst>
                         <a:ext uri="{28A0092B-C50C-407E-A947-70E740481C1C}">
                           <a14:useLocalDpi xmlns:a14="http://schemas.microsoft.com/office/drawing/2010/main" val="0"/>
@@ -1815,13 +1887,13 @@
           <w:noProof/>
         </w:rPr>
         <w:drawing>
-          <wp:anchor distT="0" distB="0" distL="114300" distR="114300" simplePos="0" relativeHeight="251667456" behindDoc="0" locked="0" layoutInCell="1" allowOverlap="1" wp14:anchorId="1EA9FEAB" wp14:editId="49F51C91">
+          <wp:anchor distT="0" distB="0" distL="114300" distR="114300" simplePos="0" relativeHeight="251667456" behindDoc="0" locked="0" layoutInCell="1" allowOverlap="1" wp14:anchorId="1EA9FEAB" wp14:editId="58975F9D">
             <wp:simplePos x="0" y="0"/>
             <wp:positionH relativeFrom="column">
-              <wp:posOffset>2858135</wp:posOffset>
+              <wp:posOffset>2962910</wp:posOffset>
             </wp:positionH>
             <wp:positionV relativeFrom="paragraph">
-              <wp:posOffset>1419225</wp:posOffset>
+              <wp:posOffset>1409700</wp:posOffset>
             </wp:positionV>
             <wp:extent cx="3248660" cy="1863090"/>
             <wp:effectExtent l="0" t="0" r="8890" b="3810"/>
@@ -1840,7 +1912,7 @@
                     </pic:cNvPicPr>
                   </pic:nvPicPr>
                   <pic:blipFill>
-                    <a:blip r:embed="rId12" cstate="print">
+                    <a:blip r:embed="rId13" cstate="print">
                       <a:extLst>
                         <a:ext uri="{28A0092B-C50C-407E-A947-70E740481C1C}">
                           <a14:useLocalDpi xmlns:a14="http://schemas.microsoft.com/office/drawing/2010/main" val="0"/>
@@ -1878,19 +1950,43 @@
         </w:drawing>
       </w:r>
       <w:r>
+        <w:t>Mientras íbamos programando, nos dimos cuenta de varios detalles que fuimos cambiando</w:t>
+      </w:r>
+      <w:r>
+        <w:t xml:space="preserve"> como,</w:t>
+      </w:r>
+      <w:r>
+        <w:t xml:space="preserve"> por ejemplo, había imágenes que tenían el símbolo de la IA que utilizamos para crearlas y eso no nos gustaba, así que se los sacamos. Las fuimos modificando con respecto a como nos gustaba mas la historia. Agregamos muchas más, además de un inventario, sonidos que hicieran de ambientación y de efectos cuando sucedieran</w:t>
+      </w:r>
+      <w:r>
+        <w:t xml:space="preserve"> cosas. También agregamos voces </w:t>
+      </w:r>
+      <w:r>
+        <w:t>para cada personaje</w:t>
+      </w:r>
+      <w:r>
+        <w:t xml:space="preserve"> que las generamos con una IA.</w:t>
+      </w:r>
+    </w:p>
+    <w:p>
+      <w:pPr>
+        <w:pStyle w:val="NormalWeb"/>
+      </w:pPr>
+      <w:r>
         <w:rPr>
           <w:noProof/>
         </w:rPr>
+        <w:lastRenderedPageBreak/>
         <w:drawing>
-          <wp:anchor distT="0" distB="0" distL="114300" distR="114300" simplePos="0" relativeHeight="251666432" behindDoc="1" locked="0" layoutInCell="1" allowOverlap="1" wp14:anchorId="5F0B7ACD" wp14:editId="52C0C7E1">
+          <wp:anchor distT="0" distB="0" distL="114300" distR="114300" simplePos="0" relativeHeight="251666432" behindDoc="1" locked="0" layoutInCell="1" allowOverlap="1" wp14:anchorId="5F0B7ACD" wp14:editId="4D65D34F">
             <wp:simplePos x="0" y="0"/>
             <wp:positionH relativeFrom="column">
-              <wp:posOffset>-574733</wp:posOffset>
+              <wp:posOffset>-422275</wp:posOffset>
             </wp:positionH>
             <wp:positionV relativeFrom="paragraph">
-              <wp:posOffset>1391054</wp:posOffset>
+              <wp:posOffset>1905</wp:posOffset>
             </wp:positionV>
-            <wp:extent cx="3290963" cy="1891607"/>
+            <wp:extent cx="3290570" cy="1891030"/>
             <wp:effectExtent l="0" t="0" r="5080" b="0"/>
             <wp:wrapTopAndBottom/>
             <wp:docPr id="5" name="Imagen 5"/>
@@ -1902,85 +1998,6 @@
                 <pic:pic xmlns:pic="http://schemas.openxmlformats.org/drawingml/2006/picture">
                   <pic:nvPicPr>
                     <pic:cNvPr id="0" name="Picture 1"/>
-                    <pic:cNvPicPr>
-                      <a:picLocks noChangeAspect="1" noChangeArrowheads="1"/>
-                    </pic:cNvPicPr>
-                  </pic:nvPicPr>
-                  <pic:blipFill>
-                    <a:blip r:embed="rId13" cstate="print">
-                      <a:extLst>
-                        <a:ext uri="{28A0092B-C50C-407E-A947-70E740481C1C}">
-                          <a14:useLocalDpi xmlns:a14="http://schemas.microsoft.com/office/drawing/2010/main" val="0"/>
-                        </a:ext>
-                      </a:extLst>
-                    </a:blip>
-                    <a:srcRect/>
-                    <a:stretch>
-                      <a:fillRect/>
-                    </a:stretch>
-                  </pic:blipFill>
-                  <pic:spPr bwMode="auto">
-                    <a:xfrm>
-                      <a:off x="0" y="0"/>
-                      <a:ext cx="3290963" cy="1891607"/>
-                    </a:xfrm>
-                    <a:prstGeom prst="rect">
-                      <a:avLst/>
-                    </a:prstGeom>
-                    <a:noFill/>
-                    <a:ln>
-                      <a:noFill/>
-                    </a:ln>
-                  </pic:spPr>
-                </pic:pic>
-              </a:graphicData>
-            </a:graphic>
-          </wp:anchor>
-        </w:drawing>
-      </w:r>
-      <w:r>
-        <w:t>Mientras íbamos programando, nos dimos cuenta de varios detalles que fuimos cambiando</w:t>
-      </w:r>
-      <w:r>
-        <w:t xml:space="preserve"> como,</w:t>
-      </w:r>
-      <w:r>
-        <w:t xml:space="preserve"> por ejemplo, había imágenes que tenían el símbolo de la IA que utilizamos para crearlas y eso no nos gustaba, así que se los sacamos. Las fuimos modificando con respecto a como nos gustaba mas la historia. Agregamos muchas más, además de un inventario, sonidos que hicieran de ambientación y de efectos cuando sucedieran cosas. También agregamos voces para cada personaje</w:t>
-      </w:r>
-      <w:r>
-        <w:t xml:space="preserve"> que las generamos con una IA.</w:t>
-      </w:r>
-    </w:p>
-    <w:p>
-      <w:pPr>
-        <w:pStyle w:val="NormalWeb"/>
-        <w:ind w:left="720"/>
-      </w:pPr>
-      <w:r>
-        <w:rPr>
-          <w:noProof/>
-        </w:rPr>
-        <w:drawing>
-          <wp:anchor distT="0" distB="0" distL="114300" distR="114300" simplePos="0" relativeHeight="251669504" behindDoc="0" locked="0" layoutInCell="1" allowOverlap="1" wp14:anchorId="68FCD8AA" wp14:editId="344F1D3B">
-            <wp:simplePos x="0" y="0"/>
-            <wp:positionH relativeFrom="column">
-              <wp:posOffset>2800350</wp:posOffset>
-            </wp:positionH>
-            <wp:positionV relativeFrom="paragraph">
-              <wp:posOffset>2106295</wp:posOffset>
-            </wp:positionV>
-            <wp:extent cx="3346450" cy="1920240"/>
-            <wp:effectExtent l="0" t="0" r="6350" b="3810"/>
-            <wp:wrapTopAndBottom/>
-            <wp:docPr id="8" name="Imagen 8"/>
-            <wp:cNvGraphicFramePr>
-              <a:graphicFrameLocks xmlns:a="http://schemas.openxmlformats.org/drawingml/2006/main" noChangeAspect="1"/>
-            </wp:cNvGraphicFramePr>
-            <a:graphic xmlns:a="http://schemas.openxmlformats.org/drawingml/2006/main">
-              <a:graphicData uri="http://schemas.openxmlformats.org/drawingml/2006/picture">
-                <pic:pic xmlns:pic="http://schemas.openxmlformats.org/drawingml/2006/picture">
-                  <pic:nvPicPr>
-                    <pic:cNvPr id="0" name="Picture 7"/>
                     <pic:cNvPicPr>
                       <a:picLocks noChangeAspect="1" noChangeArrowheads="1"/>
                     </pic:cNvPicPr>
@@ -2001,7 +2018,7 @@
                   <pic:spPr bwMode="auto">
                     <a:xfrm>
                       <a:off x="0" y="0"/>
-                      <a:ext cx="3346450" cy="1920240"/>
+                      <a:ext cx="3290570" cy="1891030"/>
                     </a:xfrm>
                     <a:prstGeom prst="rect">
                       <a:avLst/>
@@ -2014,12 +2031,6 @@
                 </pic:pic>
               </a:graphicData>
             </a:graphic>
-            <wp14:sizeRelH relativeFrom="margin">
-              <wp14:pctWidth>0</wp14:pctWidth>
-            </wp14:sizeRelH>
-            <wp14:sizeRelV relativeFrom="margin">
-              <wp14:pctHeight>0</wp14:pctHeight>
-            </wp14:sizeRelV>
           </wp:anchor>
         </w:drawing>
       </w:r>
@@ -2028,7 +2039,7 @@
           <w:noProof/>
         </w:rPr>
         <w:drawing>
-          <wp:anchor distT="0" distB="0" distL="114300" distR="114300" simplePos="0" relativeHeight="251670528" behindDoc="0" locked="0" layoutInCell="1" allowOverlap="1" wp14:anchorId="6FF33730" wp14:editId="00713ADF">
+          <wp:anchor distT="0" distB="0" distL="114300" distR="114300" simplePos="0" relativeHeight="251670528" behindDoc="0" locked="0" layoutInCell="1" allowOverlap="1" wp14:anchorId="6FF33730" wp14:editId="7C40443D">
             <wp:simplePos x="0" y="0"/>
             <wp:positionH relativeFrom="column">
               <wp:posOffset>1440815</wp:posOffset>
@@ -2095,7 +2106,7 @@
           <w:noProof/>
         </w:rPr>
         <w:drawing>
-          <wp:anchor distT="0" distB="0" distL="114300" distR="114300" simplePos="0" relativeHeight="251668480" behindDoc="0" locked="0" layoutInCell="1" allowOverlap="1" wp14:anchorId="2B76F2E4" wp14:editId="62C4513E">
+          <wp:anchor distT="0" distB="0" distL="114300" distR="114300" simplePos="0" relativeHeight="251668480" behindDoc="0" locked="0" layoutInCell="1" allowOverlap="1" wp14:anchorId="2B76F2E4" wp14:editId="6B90AC13">
             <wp:simplePos x="0" y="0"/>
             <wp:positionH relativeFrom="column">
               <wp:posOffset>-415348</wp:posOffset>
@@ -2157,10 +2168,78 @@
           </wp:anchor>
         </w:drawing>
       </w:r>
+      <w:r>
+        <w:rPr>
+          <w:noProof/>
+        </w:rPr>
+        <w:drawing>
+          <wp:anchor distT="0" distB="0" distL="114300" distR="114300" simplePos="0" relativeHeight="251669504" behindDoc="0" locked="0" layoutInCell="1" allowOverlap="1" wp14:anchorId="68FCD8AA" wp14:editId="10BB61DE">
+            <wp:simplePos x="0" y="0"/>
+            <wp:positionH relativeFrom="column">
+              <wp:posOffset>2800350</wp:posOffset>
+            </wp:positionH>
+            <wp:positionV relativeFrom="paragraph">
+              <wp:posOffset>7039610</wp:posOffset>
+            </wp:positionV>
+            <wp:extent cx="3346450" cy="1920240"/>
+            <wp:effectExtent l="0" t="0" r="6350" b="3810"/>
+            <wp:wrapTopAndBottom/>
+            <wp:docPr id="8" name="Imagen 8"/>
+            <wp:cNvGraphicFramePr>
+              <a:graphicFrameLocks xmlns:a="http://schemas.openxmlformats.org/drawingml/2006/main" noChangeAspect="1"/>
+            </wp:cNvGraphicFramePr>
+            <a:graphic xmlns:a="http://schemas.openxmlformats.org/drawingml/2006/main">
+              <a:graphicData uri="http://schemas.openxmlformats.org/drawingml/2006/picture">
+                <pic:pic xmlns:pic="http://schemas.openxmlformats.org/drawingml/2006/picture">
+                  <pic:nvPicPr>
+                    <pic:cNvPr id="0" name="Picture 7"/>
+                    <pic:cNvPicPr>
+                      <a:picLocks noChangeAspect="1" noChangeArrowheads="1"/>
+                    </pic:cNvPicPr>
+                  </pic:nvPicPr>
+                  <pic:blipFill>
+                    <a:blip r:embed="rId17" cstate="print">
+                      <a:extLst>
+                        <a:ext uri="{28A0092B-C50C-407E-A947-70E740481C1C}">
+                          <a14:useLocalDpi xmlns:a14="http://schemas.microsoft.com/office/drawing/2010/main" val="0"/>
+                        </a:ext>
+                      </a:extLst>
+                    </a:blip>
+                    <a:srcRect/>
+                    <a:stretch>
+                      <a:fillRect/>
+                    </a:stretch>
+                  </pic:blipFill>
+                  <pic:spPr bwMode="auto">
+                    <a:xfrm>
+                      <a:off x="0" y="0"/>
+                      <a:ext cx="3346450" cy="1920240"/>
+                    </a:xfrm>
+                    <a:prstGeom prst="rect">
+                      <a:avLst/>
+                    </a:prstGeom>
+                    <a:noFill/>
+                    <a:ln>
+                      <a:noFill/>
+                    </a:ln>
+                  </pic:spPr>
+                </pic:pic>
+              </a:graphicData>
+            </a:graphic>
+            <wp14:sizeRelH relativeFrom="margin">
+              <wp14:pctWidth>0</wp14:pctWidth>
+            </wp14:sizeRelH>
+            <wp14:sizeRelV relativeFrom="margin">
+              <wp14:pctHeight>0</wp14:pctHeight>
+            </wp14:sizeRelV>
+          </wp:anchor>
+        </w:drawing>
+      </w:r>
     </w:p>
     <w:p>
       <w:pPr>
         <w:pStyle w:val="NormalWeb"/>
+        <w:ind w:left="720"/>
       </w:pPr>
     </w:p>
     <w:p>
@@ -2172,7 +2251,6 @@
         </w:numPr>
       </w:pPr>
       <w:r>
-        <w:lastRenderedPageBreak/>
         <w:t xml:space="preserve">Por </w:t>
       </w:r>
       <w:r>
@@ -2220,7 +2298,7 @@
                     </pic:cNvPicPr>
                   </pic:nvPicPr>
                   <pic:blipFill>
-                    <a:blip r:embed="rId17" cstate="print">
+                    <a:blip r:embed="rId18" cstate="print">
                       <a:extLst>
                         <a:ext uri="{28A0092B-C50C-407E-A947-70E740481C1C}">
                           <a14:useLocalDpi xmlns:a14="http://schemas.microsoft.com/office/drawing/2010/main" val="0"/>
@@ -2295,7 +2373,7 @@
                     </pic:cNvPicPr>
                   </pic:nvPicPr>
                   <pic:blipFill>
-                    <a:blip r:embed="rId18" cstate="print">
+                    <a:blip r:embed="rId19" cstate="print">
                       <a:extLst>
                         <a:ext uri="{28A0092B-C50C-407E-A947-70E740481C1C}">
                           <a14:useLocalDpi xmlns:a14="http://schemas.microsoft.com/office/drawing/2010/main" val="0"/>
@@ -2362,7 +2440,7 @@
                     </pic:cNvPicPr>
                   </pic:nvPicPr>
                   <pic:blipFill>
-                    <a:blip r:embed="rId19" cstate="print">
+                    <a:blip r:embed="rId20" cstate="print">
                       <a:extLst>
                         <a:ext uri="{28A0092B-C50C-407E-A947-70E740481C1C}">
                           <a14:useLocalDpi xmlns:a14="http://schemas.microsoft.com/office/drawing/2010/main" val="0"/>
@@ -2421,7 +2499,7 @@
                     </pic:cNvPicPr>
                   </pic:nvPicPr>
                   <pic:blipFill>
-                    <a:blip r:embed="rId20" cstate="print">
+                    <a:blip r:embed="rId21" cstate="print">
                       <a:extLst>
                         <a:ext uri="{28A0092B-C50C-407E-A947-70E740481C1C}">
                           <a14:useLocalDpi xmlns:a14="http://schemas.microsoft.com/office/drawing/2010/main" val="0"/>
@@ -2459,12 +2537,80 @@
     <w:p>
       <w:pPr>
         <w:pStyle w:val="NormalWeb"/>
-      </w:pPr>
+        <w:rPr>
+          <w:sz w:val="32"/>
+          <w:szCs w:val="32"/>
+        </w:rPr>
+      </w:pPr>
+      <w:r>
+        <w:lastRenderedPageBreak/>
+        <w:t>----------------------------------------------------------------------------------------------------------</w:t>
+      </w:r>
     </w:p>
     <w:p>
       <w:pPr>
         <w:pStyle w:val="NormalWeb"/>
-      </w:pPr>
+        <w:jc w:val="center"/>
+        <w:rPr>
+          <w:b/>
+          <w:bCs/>
+          <w:i/>
+          <w:iCs/>
+          <w:u w:val="single"/>
+        </w:rPr>
+      </w:pPr>
+      <w:r>
+        <w:rPr>
+          <w:b/>
+          <w:bCs/>
+          <w:i/>
+          <w:iCs/>
+          <w:u w:val="single"/>
+        </w:rPr>
+        <w:t>Le presentamos a nuestra profesora la De</w:t>
+      </w:r>
+      <w:r>
+        <w:rPr>
+          <w:b/>
+          <w:bCs/>
+          <w:i/>
+          <w:iCs/>
+          <w:u w:val="single"/>
+        </w:rPr>
+        <w:t>mo del juego</w:t>
+      </w:r>
+    </w:p>
+    <w:p>
+      <w:pPr>
+        <w:pStyle w:val="NormalWeb"/>
+      </w:pPr>
+      <w:r>
+        <w:t xml:space="preserve">En la presentación del trabajo, La profesora Toledo nos corrigió algunas coas y nos dio unas ideas para agregarle al juego, junto con unos consejos para el código, </w:t>
+      </w:r>
+      <w:r>
+        <w:t>porque</w:t>
+      </w:r>
+      <w:r>
+        <w:t xml:space="preserve"> se nos estaba haciendo muy extenso.</w:t>
+      </w:r>
+    </w:p>
+    <w:p>
+      <w:pPr>
+        <w:pStyle w:val="NormalWeb"/>
+        <w:rPr>
+          <w:b/>
+          <w:sz w:val="28"/>
+          <w:szCs w:val="28"/>
+        </w:rPr>
+      </w:pPr>
+      <w:r>
+        <w:rPr>
+          <w:b/>
+          <w:sz w:val="28"/>
+          <w:szCs w:val="28"/>
+        </w:rPr>
+        <w:t>-------------------------------------------------------------------------------------------</w:t>
+      </w:r>
     </w:p>
     <w:p>
       <w:pPr>
@@ -2568,16 +2714,93 @@
         <w:t xml:space="preserve"> a un libro sagrado el cual</w:t>
       </w:r>
       <w:r>
-        <w:t xml:space="preserve"> tiene instrucciones y/o pistas de cómo resolver el acertijo. Y el segundo camino que conduce a una biblioteca antigua del pueblo del archivo sumergido, en la cual va a tener que buscar los libros necesario para </w:t>
-      </w:r>
-      <w:r>
-        <w:t xml:space="preserve">resolver el puzle, y así poder seguir con la </w:t>
-      </w:r>
-      <w:r>
-        <w:t>historia (</w:t>
-      </w:r>
-      <w:r>
-        <w:t>El nivel)</w:t>
+        <w:t xml:space="preserve"> tiene instrucciones y/o pistas de cómo resolver el acertijo. Y el segundo camino que conduce a una biblioteca antigua del pueblo del archivo sumergido, en la cual va a tener </w:t>
+      </w:r>
+      <w:r>
+        <w:t>que ver un mapa que se encuentra en otra habitación. Este mapa tiene unos números en cada punto cardinal, y en el libro de las instrucciones dice el orden de estos puntos, indicando el orden del código que el usuario debe ingresar en un cofre para poder abrirlo, conseguir el fusible y pasar al siguiente mundo</w:t>
+      </w:r>
+      <w:r>
+        <w:t>(</w:t>
+      </w:r>
+      <w:r>
+        <w:t>El nivel</w:t>
+      </w:r>
+      <w:r>
+        <w:t xml:space="preserve"> tres</w:t>
+      </w:r>
+      <w:r>
+        <w:t>)</w:t>
+      </w:r>
+      <w:r>
+        <w:t>.</w:t>
+      </w:r>
+    </w:p>
+    <w:p>
+      <w:pPr>
+        <w:pStyle w:val="NormalWeb"/>
+        <w:numPr>
+          <w:ilvl w:val="0"/>
+          <w:numId w:val="2"/>
+        </w:numPr>
+      </w:pPr>
+      <w:r>
+        <w:t xml:space="preserve">Mientras íbamos avanzando con eso, se nos ocurrió otra idea, agregar otro </w:t>
+      </w:r>
+      <w:proofErr w:type="spellStart"/>
+      <w:r>
+        <w:t>puzzle</w:t>
+      </w:r>
+      <w:proofErr w:type="spellEnd"/>
+      <w:r>
+        <w:t>. Para este, creamos un tercer camino</w:t>
+      </w:r>
+      <w:r>
+        <w:t xml:space="preserve"> que lleva a una casita. En ella hay una serie de palancas que se deben posicionar en una dirección específica para que se pueda seleccionar una llave (esas direcciones también se encuentran en el libro de instrucciones). Esta llave abriría luego la biblioteca que ya mencionamos anteriormente.</w:t>
+      </w:r>
+    </w:p>
+    <w:p>
+      <w:pPr>
+        <w:pStyle w:val="NormalWeb"/>
+        <w:numPr>
+          <w:ilvl w:val="0"/>
+          <w:numId w:val="2"/>
+        </w:numPr>
+      </w:pPr>
+      <w:r>
+        <w:t xml:space="preserve">tuvimos algunos errores que pudimos ir solucionando como al momento de recoger la llave o cuando se ingresaba el código en el cofre. </w:t>
+      </w:r>
+    </w:p>
+    <w:p>
+      <w:pPr>
+        <w:pStyle w:val="NormalWeb"/>
+        <w:numPr>
+          <w:ilvl w:val="0"/>
+          <w:numId w:val="2"/>
+        </w:numPr>
+      </w:pPr>
+      <w:r>
+        <w:t xml:space="preserve">Cuando terminamos con eso, </w:t>
+      </w:r>
+      <w:r>
+        <w:t>empezamos a agregarle audios al nivel y a agregarle una introducción porque nos habíamos olvidado.</w:t>
+      </w:r>
+    </w:p>
+    <w:p>
+      <w:pPr>
+        <w:pStyle w:val="NormalWeb"/>
+        <w:rPr>
+          <w:b/>
+          <w:sz w:val="28"/>
+          <w:szCs w:val="28"/>
+        </w:rPr>
+      </w:pPr>
+      <w:r>
+        <w:rPr>
+          <w:b/>
+          <w:sz w:val="28"/>
+          <w:szCs w:val="28"/>
+        </w:rPr>
+        <w:t>-------------------------------------------------------------------------------------------</w:t>
       </w:r>
     </w:p>
     <w:p>
@@ -2589,65 +2812,71 @@
         </w:rPr>
       </w:pPr>
       <w:r>
-        <w:t>----------------------------------------------------------------------------------------------------------</w:t>
+        <w:rPr>
+          <w:sz w:val="32"/>
+          <w:szCs w:val="32"/>
+        </w:rPr>
+        <w:t>Continuando con el tercer mundo:</w:t>
       </w:r>
     </w:p>
     <w:p>
       <w:pPr>
         <w:pStyle w:val="NormalWeb"/>
-        <w:jc w:val="center"/>
-        <w:rPr>
-          <w:b/>
-          <w:bCs/>
-          <w:i/>
-          <w:iCs/>
-          <w:u w:val="single"/>
-        </w:rPr>
-      </w:pPr>
-      <w:r>
-        <w:rPr>
-          <w:b/>
-          <w:bCs/>
-          <w:i/>
-          <w:iCs/>
-          <w:u w:val="single"/>
-        </w:rPr>
-        <w:t>Le presentamos a nuestra profesora la Demo del juego (o lo que teníamos)</w:t>
+        <w:numPr>
+          <w:ilvl w:val="0"/>
+          <w:numId w:val="2"/>
+        </w:numPr>
+      </w:pPr>
+      <w:r>
+        <w:t xml:space="preserve">Empezamos este nivel pensando en cual podría ser el nuevo acertijo, y se nos ocurrió hacer un laberinto, en el cual al principio se muestran las direcciones correctas. </w:t>
+      </w:r>
+      <w:r>
+        <w:t xml:space="preserve">Solo al principio. </w:t>
+      </w:r>
+      <w:r>
+        <w:t>El usuario en el laberinto va a ir avanzando en esas direcciones, y si se equivoca</w:t>
+      </w:r>
+      <w:r>
+        <w:t xml:space="preserve"> vuelve a empezar. Una vez que finalice el recorrido, se le da la pieza que necesita para el tren y avanza al siguiente nivel.</w:t>
       </w:r>
     </w:p>
     <w:p>
       <w:pPr>
         <w:pStyle w:val="NormalWeb"/>
-      </w:pPr>
-      <w:r>
-        <w:t>En la presentación del trabajo, La profesora Toledo nos corrigió algunas coas y nos dio unas ideas para agregarle al juego, junto con unos consejos para el código, por que se nos estaba haciendo muy extenso.</w:t>
+        <w:numPr>
+          <w:ilvl w:val="0"/>
+          <w:numId w:val="2"/>
+        </w:numPr>
+      </w:pPr>
+      <w:r>
+        <w:lastRenderedPageBreak/>
+        <w:t xml:space="preserve">Fuimos creando las imágenes y al inicio nos costó imaginaros los escenarios, ya que este nivel se encuentra en un mundo del revés, donde hay edificios que parecieran colgar del cielo, arboles invertidos con sus raíces hacia arriba, peces voladores, etc. </w:t>
       </w:r>
     </w:p>
     <w:p>
       <w:pPr>
         <w:pStyle w:val="NormalWeb"/>
-        <w:rPr>
-          <w:sz w:val="28"/>
-          <w:szCs w:val="28"/>
-        </w:rPr>
-      </w:pPr>
-      <w:r>
-        <w:rPr>
-          <w:sz w:val="28"/>
-          <w:szCs w:val="28"/>
-        </w:rPr>
-        <w:t>-------------------------------------------------------------------------------------------</w:t>
-      </w:r>
-    </w:p>
-    <w:p>
-      <w:pPr>
-        <w:pStyle w:val="NormalWeb"/>
-      </w:pPr>
-    </w:p>
-    <w:p>
-      <w:pPr>
-        <w:pStyle w:val="NormalWeb"/>
-      </w:pPr>
+        <w:numPr>
+          <w:ilvl w:val="0"/>
+          <w:numId w:val="2"/>
+        </w:numPr>
+      </w:pPr>
+      <w:r>
+        <w:t>Luego para dar las direcciones que se dan al principio, se nos ocurrió diseñarlo con cardumes de peces voladores para que sea coherente con el mundo y así</w:t>
+      </w:r>
+      <w:bookmarkStart w:id="0" w:name="_GoBack"/>
+      <w:bookmarkEnd w:id="0"/>
+      <w:r>
+        <w:t xml:space="preserve"> el usuario pueda disfrutarlo </w:t>
+      </w:r>
+      <w:proofErr w:type="spellStart"/>
+      <w:r>
+        <w:t>màs</w:t>
+      </w:r>
+      <w:proofErr w:type="spellEnd"/>
+      <w:r>
+        <w:t>.</w:t>
+      </w:r>
     </w:p>
     <w:sectPr>
       <w:pgSz w:w="11906" w:h="16838"/>
@@ -2660,8 +2889,8 @@
 </file>
 
 <file path=word/numbering.xml><?xml version="1.0" encoding="utf-8"?>
-<w:numbering xmlns:wpc="http://schemas.microsoft.com/office/word/2010/wordprocessingCanvas" xmlns:cx="http://schemas.microsoft.com/office/drawing/2014/chartex" xmlns:cx1="http://schemas.microsoft.com/office/drawing/2015/9/8/chartex" xmlns:cx2="http://schemas.microsoft.com/office/drawing/2015/10/21/chartex" xmlns:cx3="http://schemas.microsoft.com/office/drawing/2016/5/9/chartex" xmlns:cx4="http://schemas.microsoft.com/office/drawing/2016/5/10/chartex" xmlns:cx5="http://schemas.microsoft.com/office/drawing/2016/5/11/chartex" xmlns:cx6="http://schemas.microsoft.com/office/drawing/2016/5/12/chartex" xmlns:cx7="http://schemas.microsoft.com/office/drawing/2016/5/13/chartex" xmlns:cx8="http://schemas.microsoft.com/office/drawing/2016/5/14/chartex" xmlns:mc="http://schemas.openxmlformats.org/markup-compatibility/2006" xmlns:aink="http://schemas.microsoft.com/office/drawing/2016/ink" xmlns:am3d="http://schemas.microsoft.com/office/drawing/2017/model3d" xmlns:o="urn:schemas-microsoft-com:office:office" xmlns:oel="http://schemas.microsoft.com/office/2019/extlst" xmlns:r="http://schemas.openxmlformats.org/officeDocument/2006/relationships" xmlns:m="http://schemas.openxmlformats.org/officeDocument/2006/math" xmlns:v="urn:schemas-microsoft-com:vml" xmlns:wp14="http://schemas.microsoft.com/office/word/2010/wordprocessingDrawing" xmlns:wp="http://schemas.openxmlformats.org/drawingml/2006/wordprocessingDrawing" xmlns:w10="urn:schemas-microsoft-com:office:word" xmlns:w="http://schemas.openxmlformats.org/wordprocessingml/2006/main" xmlns:w14="http://schemas.microsoft.com/office/word/2010/wordml" xmlns:w15="http://schemas.microsoft.com/office/word/2012/wordml" xmlns:w16cex="http://schemas.microsoft.com/office/word/2018/wordml/cex" xmlns:w16cid="http://schemas.microsoft.com/office/word/2016/wordml/cid" xmlns:w16="http://schemas.microsoft.com/office/word/2018/wordml" xmlns:w16du="http://schemas.microsoft.com/office/word/2023/wordml/word16du" xmlns:w16sdtdh="http://schemas.microsoft.com/office/word/2020/wordml/sdtdatahash" xmlns:w16sdtfl="http://schemas.microsoft.com/office/word/2024/wordml/sdtformatlock" xmlns:w16se="http://schemas.microsoft.com/office/word/2015/wordml/symex" xmlns:wpg="http://schemas.microsoft.com/office/word/2010/wordprocessingGroup" xmlns:wpi="http://schemas.microsoft.com/office/word/2010/wordprocessingInk" xmlns:wne="http://schemas.microsoft.com/office/word/2006/wordml" xmlns:wps="http://schemas.microsoft.com/office/word/2010/wordprocessingShape" mc:Ignorable="w14 w15 w16se w16cid w16 w16cex w16sdtdh w16sdtfl w16du wp14">
-  <w:abstractNum w:abstractNumId="0" w15:restartNumberingAfterBreak="0">
+<w:numbering xmlns:wpc="http://schemas.microsoft.com/office/word/2010/wordprocessingCanvas" xmlns:mc="http://schemas.openxmlformats.org/markup-compatibility/2006" xmlns:o="urn:schemas-microsoft-com:office:office" xmlns:r="http://schemas.openxmlformats.org/officeDocument/2006/relationships" xmlns:m="http://schemas.openxmlformats.org/officeDocument/2006/math" xmlns:v="urn:schemas-microsoft-com:vml" xmlns:wp14="http://schemas.microsoft.com/office/word/2010/wordprocessingDrawing" xmlns:wp="http://schemas.openxmlformats.org/drawingml/2006/wordprocessingDrawing" xmlns:w10="urn:schemas-microsoft-com:office:word" xmlns:w="http://schemas.openxmlformats.org/wordprocessingml/2006/main" xmlns:w14="http://schemas.microsoft.com/office/word/2010/wordml" xmlns:wpg="http://schemas.microsoft.com/office/word/2010/wordprocessingGroup" xmlns:wpi="http://schemas.microsoft.com/office/word/2010/wordprocessingInk" xmlns:wne="http://schemas.microsoft.com/office/word/2006/wordml" xmlns:wps="http://schemas.microsoft.com/office/word/2010/wordprocessingShape" mc:Ignorable="w14 wp14">
+  <w:abstractNum w:abstractNumId="0">
     <w:nsid w:val="12452167"/>
     <w:multiLevelType w:val="hybridMultilevel"/>
     <w:tmpl w:val="115066CE"/>
@@ -2774,7 +3003,7 @@
       </w:rPr>
     </w:lvl>
   </w:abstractNum>
-  <w:abstractNum w:abstractNumId="1" w15:restartNumberingAfterBreak="0">
+  <w:abstractNum w:abstractNumId="1">
     <w:nsid w:val="2BBD3730"/>
     <w:multiLevelType w:val="hybridMultilevel"/>
     <w:tmpl w:val="4EFA4036"/>
@@ -2887,17 +3116,17 @@
       </w:rPr>
     </w:lvl>
   </w:abstractNum>
-  <w:num w:numId="1" w16cid:durableId="1412660278">
+  <w:num w:numId="1">
     <w:abstractNumId w:val="0"/>
   </w:num>
-  <w:num w:numId="2" w16cid:durableId="1532064194">
+  <w:num w:numId="2">
     <w:abstractNumId w:val="1"/>
   </w:num>
 </w:numbering>
 </file>
 
 <file path=word/styles.xml><?xml version="1.0" encoding="utf-8"?>
-<w:styles xmlns:mc="http://schemas.openxmlformats.org/markup-compatibility/2006" xmlns:r="http://schemas.openxmlformats.org/officeDocument/2006/relationships" xmlns:w="http://schemas.openxmlformats.org/wordprocessingml/2006/main" xmlns:w14="http://schemas.microsoft.com/office/word/2010/wordml" xmlns:w15="http://schemas.microsoft.com/office/word/2012/wordml" xmlns:w16cex="http://schemas.microsoft.com/office/word/2018/wordml/cex" xmlns:w16cid="http://schemas.microsoft.com/office/word/2016/wordml/cid" xmlns:w16="http://schemas.microsoft.com/office/word/2018/wordml" xmlns:w16du="http://schemas.microsoft.com/office/word/2023/wordml/word16du" xmlns:w16sdtdh="http://schemas.microsoft.com/office/word/2020/wordml/sdtdatahash" xmlns:w16sdtfl="http://schemas.microsoft.com/office/word/2024/wordml/sdtformatlock" xmlns:w16se="http://schemas.microsoft.com/office/word/2015/wordml/symex" mc:Ignorable="w14 w15 w16se w16cid w16 w16cex w16sdtdh w16sdtfl w16du">
+<w:styles xmlns:mc="http://schemas.openxmlformats.org/markup-compatibility/2006" xmlns:r="http://schemas.openxmlformats.org/officeDocument/2006/relationships" xmlns:w="http://schemas.openxmlformats.org/wordprocessingml/2006/main" xmlns:w14="http://schemas.microsoft.com/office/word/2010/wordml" mc:Ignorable="w14">
   <w:docDefaults>
     <w:rPrDefault>
       <w:rPr>
@@ -2913,383 +3142,144 @@
       </w:pPr>
     </w:pPrDefault>
   </w:docDefaults>
-  <w:latentStyles w:defLockedState="0" w:defUIPriority="99" w:defSemiHidden="0" w:defUnhideWhenUsed="0" w:defQFormat="0" w:count="376">
-    <w:lsdException w:name="Normal" w:uiPriority="0" w:qFormat="1"/>
-    <w:lsdException w:name="heading 1" w:uiPriority="9" w:qFormat="1"/>
-    <w:lsdException w:name="heading 2" w:semiHidden="1" w:uiPriority="9" w:unhideWhenUsed="1" w:qFormat="1"/>
-    <w:lsdException w:name="heading 3" w:semiHidden="1" w:uiPriority="9" w:unhideWhenUsed="1" w:qFormat="1"/>
-    <w:lsdException w:name="heading 4" w:semiHidden="1" w:uiPriority="9" w:unhideWhenUsed="1" w:qFormat="1"/>
-    <w:lsdException w:name="heading 5" w:semiHidden="1" w:uiPriority="9" w:unhideWhenUsed="1" w:qFormat="1"/>
-    <w:lsdException w:name="heading 6" w:semiHidden="1" w:uiPriority="9" w:unhideWhenUsed="1" w:qFormat="1"/>
-    <w:lsdException w:name="heading 7" w:semiHidden="1" w:uiPriority="9" w:unhideWhenUsed="1" w:qFormat="1"/>
-    <w:lsdException w:name="heading 8" w:semiHidden="1" w:uiPriority="9" w:unhideWhenUsed="1" w:qFormat="1"/>
-    <w:lsdException w:name="heading 9" w:semiHidden="1" w:uiPriority="9" w:unhideWhenUsed="1" w:qFormat="1"/>
-    <w:lsdException w:name="index 1" w:semiHidden="1" w:unhideWhenUsed="1"/>
-    <w:lsdException w:name="index 2" w:semiHidden="1" w:unhideWhenUsed="1"/>
-    <w:lsdException w:name="index 3" w:semiHidden="1" w:unhideWhenUsed="1"/>
-    <w:lsdException w:name="index 4" w:semiHidden="1" w:unhideWhenUsed="1"/>
-    <w:lsdException w:name="index 5" w:semiHidden="1" w:unhideWhenUsed="1"/>
-    <w:lsdException w:name="index 6" w:semiHidden="1" w:unhideWhenUsed="1"/>
-    <w:lsdException w:name="index 7" w:semiHidden="1" w:unhideWhenUsed="1"/>
-    <w:lsdException w:name="index 8" w:semiHidden="1" w:unhideWhenUsed="1"/>
-    <w:lsdException w:name="index 9" w:semiHidden="1" w:unhideWhenUsed="1"/>
-    <w:lsdException w:name="toc 1" w:semiHidden="1" w:uiPriority="39" w:unhideWhenUsed="1"/>
-    <w:lsdException w:name="toc 2" w:semiHidden="1" w:uiPriority="39" w:unhideWhenUsed="1"/>
-    <w:lsdException w:name="toc 3" w:semiHidden="1" w:uiPriority="39" w:unhideWhenUsed="1"/>
-    <w:lsdException w:name="toc 4" w:semiHidden="1" w:uiPriority="39" w:unhideWhenUsed="1"/>
-    <w:lsdException w:name="toc 5" w:semiHidden="1" w:uiPriority="39" w:unhideWhenUsed="1"/>
-    <w:lsdException w:name="toc 6" w:semiHidden="1" w:uiPriority="39" w:unhideWhenUsed="1"/>
-    <w:lsdException w:name="toc 7" w:semiHidden="1" w:uiPriority="39" w:unhideWhenUsed="1"/>
-    <w:lsdException w:name="toc 8" w:semiHidden="1" w:uiPriority="39" w:unhideWhenUsed="1"/>
-    <w:lsdException w:name="toc 9" w:semiHidden="1" w:uiPriority="39" w:unhideWhenUsed="1"/>
-    <w:lsdException w:name="Normal Indent" w:semiHidden="1" w:unhideWhenUsed="1"/>
-    <w:lsdException w:name="footnote text" w:semiHidden="1" w:unhideWhenUsed="1"/>
-    <w:lsdException w:name="annotation text" w:semiHidden="1" w:unhideWhenUsed="1"/>
-    <w:lsdException w:name="header" w:semiHidden="1" w:unhideWhenUsed="1"/>
-    <w:lsdException w:name="footer" w:semiHidden="1" w:unhideWhenUsed="1"/>
-    <w:lsdException w:name="index heading" w:semiHidden="1" w:unhideWhenUsed="1"/>
-    <w:lsdException w:name="caption" w:semiHidden="1" w:uiPriority="35" w:unhideWhenUsed="1" w:qFormat="1"/>
-    <w:lsdException w:name="table of figures" w:semiHidden="1" w:unhideWhenUsed="1"/>
-    <w:lsdException w:name="envelope address" w:semiHidden="1" w:unhideWhenUsed="1"/>
-    <w:lsdException w:name="envelope return" w:semiHidden="1" w:unhideWhenUsed="1"/>
-    <w:lsdException w:name="footnote reference" w:semiHidden="1" w:unhideWhenUsed="1"/>
-    <w:lsdException w:name="annotation reference" w:semiHidden="1" w:unhideWhenUsed="1"/>
-    <w:lsdException w:name="line number" w:semiHidden="1" w:unhideWhenUsed="1"/>
-    <w:lsdException w:name="page number" w:semiHidden="1" w:unhideWhenUsed="1"/>
-    <w:lsdException w:name="endnote reference" w:semiHidden="1" w:unhideWhenUsed="1"/>
-    <w:lsdException w:name="endnote text" w:semiHidden="1" w:unhideWhenUsed="1"/>
-    <w:lsdException w:name="table of authorities" w:semiHidden="1" w:unhideWhenUsed="1"/>
-    <w:lsdException w:name="macro" w:semiHidden="1" w:unhideWhenUsed="1"/>
-    <w:lsdException w:name="toa heading" w:semiHidden="1" w:unhideWhenUsed="1"/>
-    <w:lsdException w:name="List" w:semiHidden="1" w:unhideWhenUsed="1"/>
-    <w:lsdException w:name="List Bullet" w:semiHidden="1" w:unhideWhenUsed="1"/>
-    <w:lsdException w:name="List Number" w:semiHidden="1" w:unhideWhenUsed="1"/>
-    <w:lsdException w:name="List 2" w:semiHidden="1" w:unhideWhenUsed="1"/>
-    <w:lsdException w:name="List 3" w:semiHidden="1" w:unhideWhenUsed="1"/>
-    <w:lsdException w:name="List 4" w:semiHidden="1" w:unhideWhenUsed="1"/>
-    <w:lsdException w:name="List 5" w:semiHidden="1" w:unhideWhenUsed="1"/>
-    <w:lsdException w:name="List Bullet 2" w:semiHidden="1" w:unhideWhenUsed="1"/>
-    <w:lsdException w:name="List Bullet 3" w:semiHidden="1" w:unhideWhenUsed="1"/>
-    <w:lsdException w:name="List Bullet 4" w:semiHidden="1" w:unhideWhenUsed="1"/>
-    <w:lsdException w:name="List Bullet 5" w:semiHidden="1" w:unhideWhenUsed="1"/>
-    <w:lsdException w:name="List Number 2" w:semiHidden="1" w:unhideWhenUsed="1"/>
-    <w:lsdException w:name="List Number 3" w:semiHidden="1" w:unhideWhenUsed="1"/>
-    <w:lsdException w:name="List Number 4" w:semiHidden="1" w:unhideWhenUsed="1"/>
-    <w:lsdException w:name="List Number 5" w:semiHidden="1" w:unhideWhenUsed="1"/>
-    <w:lsdException w:name="Title" w:uiPriority="10" w:qFormat="1"/>
-    <w:lsdException w:name="Closing" w:semiHidden="1" w:unhideWhenUsed="1"/>
-    <w:lsdException w:name="Signature" w:semiHidden="1" w:unhideWhenUsed="1"/>
-    <w:lsdException w:name="Default Paragraph Font" w:semiHidden="1" w:uiPriority="1" w:unhideWhenUsed="1"/>
-    <w:lsdException w:name="Body Text" w:semiHidden="1" w:unhideWhenUsed="1"/>
-    <w:lsdException w:name="Body Text Indent" w:semiHidden="1" w:unhideWhenUsed="1"/>
-    <w:lsdException w:name="List Continue" w:semiHidden="1" w:unhideWhenUsed="1"/>
-    <w:lsdException w:name="List Continue 2" w:semiHidden="1" w:unhideWhenUsed="1"/>
-    <w:lsdException w:name="List Continue 3" w:semiHidden="1" w:unhideWhenUsed="1"/>
-    <w:lsdException w:name="List Continue 4" w:semiHidden="1" w:unhideWhenUsed="1"/>
-    <w:lsdException w:name="List Continue 5" w:semiHidden="1" w:unhideWhenUsed="1"/>
-    <w:lsdException w:name="Message Header" w:semiHidden="1" w:unhideWhenUsed="1"/>
-    <w:lsdException w:name="Subtitle" w:uiPriority="11" w:qFormat="1"/>
-    <w:lsdException w:name="Salutation" w:semiHidden="1" w:unhideWhenUsed="1"/>
-    <w:lsdException w:name="Date" w:semiHidden="1" w:unhideWhenUsed="1"/>
-    <w:lsdException w:name="Body Text First Indent" w:semiHidden="1" w:unhideWhenUsed="1"/>
-    <w:lsdException w:name="Body Text First Indent 2" w:semiHidden="1" w:unhideWhenUsed="1"/>
-    <w:lsdException w:name="Note Heading" w:semiHidden="1" w:unhideWhenUsed="1"/>
-    <w:lsdException w:name="Body Text 2" w:semiHidden="1" w:unhideWhenUsed="1"/>
-    <w:lsdException w:name="Body Text 3" w:semiHidden="1" w:unhideWhenUsed="1"/>
-    <w:lsdException w:name="Body Text Indent 2" w:semiHidden="1" w:unhideWhenUsed="1"/>
-    <w:lsdException w:name="Body Text Indent 3" w:semiHidden="1" w:unhideWhenUsed="1"/>
-    <w:lsdException w:name="Block Text" w:semiHidden="1" w:unhideWhenUsed="1"/>
-    <w:lsdException w:name="Hyperlink" w:semiHidden="1" w:unhideWhenUsed="1"/>
-    <w:lsdException w:name="FollowedHyperlink" w:semiHidden="1" w:unhideWhenUsed="1"/>
-    <w:lsdException w:name="Strong" w:uiPriority="22" w:qFormat="1"/>
-    <w:lsdException w:name="Emphasis" w:uiPriority="20" w:qFormat="1"/>
-    <w:lsdException w:name="Document Map" w:semiHidden="1" w:unhideWhenUsed="1"/>
-    <w:lsdException w:name="Plain Text" w:semiHidden="1" w:unhideWhenUsed="1"/>
-    <w:lsdException w:name="E-mail Signature" w:semiHidden="1" w:unhideWhenUsed="1"/>
-    <w:lsdException w:name="HTML Top of Form" w:semiHidden="1" w:unhideWhenUsed="1"/>
-    <w:lsdException w:name="HTML Bottom of Form" w:semiHidden="1" w:unhideWhenUsed="1"/>
-    <w:lsdException w:name="Normal (Web)" w:semiHidden="1" w:unhideWhenUsed="1"/>
-    <w:lsdException w:name="HTML Acronym" w:semiHidden="1" w:unhideWhenUsed="1"/>
-    <w:lsdException w:name="HTML Address" w:semiHidden="1" w:unhideWhenUsed="1"/>
-    <w:lsdException w:name="HTML Cite" w:semiHidden="1" w:unhideWhenUsed="1"/>
-    <w:lsdException w:name="HTML Code" w:semiHidden="1" w:unhideWhenUsed="1"/>
-    <w:lsdException w:name="HTML Definition" w:semiHidden="1" w:unhideWhenUsed="1"/>
-    <w:lsdException w:name="HTML Keyboard" w:semiHidden="1" w:unhideWhenUsed="1"/>
-    <w:lsdException w:name="HTML Preformatted" w:semiHidden="1" w:unhideWhenUsed="1"/>
-    <w:lsdException w:name="HTML Sample" w:semiHidden="1" w:unhideWhenUsed="1"/>
-    <w:lsdException w:name="HTML Typewriter" w:semiHidden="1" w:unhideWhenUsed="1"/>
-    <w:lsdException w:name="HTML Variable" w:semiHidden="1" w:unhideWhenUsed="1"/>
-    <w:lsdException w:name="Normal Table" w:semiHidden="1" w:unhideWhenUsed="1"/>
-    <w:lsdException w:name="annotation subject" w:semiHidden="1" w:unhideWhenUsed="1"/>
-    <w:lsdException w:name="No List" w:semiHidden="1" w:unhideWhenUsed="1"/>
-    <w:lsdException w:name="Outline List 1" w:semiHidden="1" w:unhideWhenUsed="1"/>
-    <w:lsdException w:name="Outline List 2" w:semiHidden="1" w:unhideWhenUsed="1"/>
-    <w:lsdException w:name="Outline List 3" w:semiHidden="1" w:unhideWhenUsed="1"/>
-    <w:lsdException w:name="Table Simple 1" w:semiHidden="1" w:unhideWhenUsed="1"/>
-    <w:lsdException w:name="Table Simple 2" w:semiHidden="1" w:unhideWhenUsed="1"/>
-    <w:lsdException w:name="Table Simple 3" w:semiHidden="1" w:unhideWhenUsed="1"/>
-    <w:lsdException w:name="Table Classic 1" w:semiHidden="1" w:unhideWhenUsed="1"/>
-    <w:lsdException w:name="Table Classic 2" w:semiHidden="1" w:unhideWhenUsed="1"/>
-    <w:lsdException w:name="Table Classic 3" w:semiHidden="1" w:unhideWhenUsed="1"/>
-    <w:lsdException w:name="Table Classic 4" w:semiHidden="1" w:unhideWhenUsed="1"/>
-    <w:lsdException w:name="Table Colorful 1" w:semiHidden="1" w:unhideWhenUsed="1"/>
-    <w:lsdException w:name="Table Colorful 2" w:semiHidden="1" w:unhideWhenUsed="1"/>
-    <w:lsdException w:name="Table Colorful 3" w:semiHidden="1" w:unhideWhenUsed="1"/>
-    <w:lsdException w:name="Table Columns 1" w:semiHidden="1" w:unhideWhenUsed="1"/>
-    <w:lsdException w:name="Table Columns 2" w:semiHidden="1" w:unhideWhenUsed="1"/>
-    <w:lsdException w:name="Table Columns 3" w:semiHidden="1" w:unhideWhenUsed="1"/>
-    <w:lsdException w:name="Table Columns 4" w:semiHidden="1" w:unhideWhenUsed="1"/>
-    <w:lsdException w:name="Table Columns 5" w:semiHidden="1" w:unhideWhenUsed="1"/>
-    <w:lsdException w:name="Table Grid 1" w:semiHidden="1" w:unhideWhenUsed="1"/>
-    <w:lsdException w:name="Table Grid 2" w:semiHidden="1" w:unhideWhenUsed="1"/>
-    <w:lsdException w:name="Table Grid 3" w:semiHidden="1" w:unhideWhenUsed="1"/>
-    <w:lsdException w:name="Table Grid 4" w:semiHidden="1" w:unhideWhenUsed="1"/>
-    <w:lsdException w:name="Table Grid 5" w:semiHidden="1" w:unhideWhenUsed="1"/>
-    <w:lsdException w:name="Table Grid 6" w:semiHidden="1" w:unhideWhenUsed="1"/>
-    <w:lsdException w:name="Table Grid 7" w:semiHidden="1" w:unhideWhenUsed="1"/>
-    <w:lsdException w:name="Table Grid 8" w:semiHidden="1" w:unhideWhenUsed="1"/>
-    <w:lsdException w:name="Table List 1" w:semiHidden="1" w:unhideWhenUsed="1"/>
-    <w:lsdException w:name="Table List 2" w:semiHidden="1" w:unhideWhenUsed="1"/>
-    <w:lsdException w:name="Table List 3" w:semiHidden="1" w:unhideWhenUsed="1"/>
-    <w:lsdException w:name="Table List 4" w:semiHidden="1" w:unhideWhenUsed="1"/>
-    <w:lsdException w:name="Table List 5" w:semiHidden="1" w:unhideWhenUsed="1"/>
-    <w:lsdException w:name="Table List 6" w:semiHidden="1" w:unhideWhenUsed="1"/>
-    <w:lsdException w:name="Table List 7" w:semiHidden="1" w:unhideWhenUsed="1"/>
-    <w:lsdException w:name="Table List 8" w:semiHidden="1" w:unhideWhenUsed="1"/>
-    <w:lsdException w:name="Table 3D effects 1" w:semiHidden="1" w:unhideWhenUsed="1"/>
-    <w:lsdException w:name="Table 3D effects 2" w:semiHidden="1" w:unhideWhenUsed="1"/>
-    <w:lsdException w:name="Table 3D effects 3" w:semiHidden="1" w:unhideWhenUsed="1"/>
-    <w:lsdException w:name="Table Contemporary" w:semiHidden="1" w:unhideWhenUsed="1"/>
-    <w:lsdException w:name="Table Elegant" w:semiHidden="1" w:unhideWhenUsed="1"/>
-    <w:lsdException w:name="Table Professional" w:semiHidden="1" w:unhideWhenUsed="1"/>
-    <w:lsdException w:name="Table Subtle 1" w:semiHidden="1" w:unhideWhenUsed="1"/>
-    <w:lsdException w:name="Table Subtle 2" w:semiHidden="1" w:unhideWhenUsed="1"/>
-    <w:lsdException w:name="Table Web 1" w:semiHidden="1" w:unhideWhenUsed="1"/>
-    <w:lsdException w:name="Table Web 2" w:semiHidden="1" w:unhideWhenUsed="1"/>
-    <w:lsdException w:name="Table Web 3" w:semiHidden="1" w:unhideWhenUsed="1"/>
-    <w:lsdException w:name="Balloon Text" w:semiHidden="1" w:unhideWhenUsed="1"/>
-    <w:lsdException w:name="Table Grid" w:uiPriority="39"/>
-    <w:lsdException w:name="Table Theme" w:semiHidden="1" w:unhideWhenUsed="1"/>
-    <w:lsdException w:name="Placeholder Text" w:semiHidden="1"/>
-    <w:lsdException w:name="No Spacing" w:uiPriority="1" w:qFormat="1"/>
-    <w:lsdException w:name="Light Shading" w:uiPriority="60"/>
-    <w:lsdException w:name="Light List" w:uiPriority="61"/>
-    <w:lsdException w:name="Light Grid" w:uiPriority="62"/>
-    <w:lsdException w:name="Medium Shading 1" w:uiPriority="63"/>
-    <w:lsdException w:name="Medium Shading 2" w:uiPriority="64"/>
-    <w:lsdException w:name="Medium List 1" w:uiPriority="65"/>
-    <w:lsdException w:name="Medium List 2" w:uiPriority="66"/>
-    <w:lsdException w:name="Medium Grid 1" w:uiPriority="67"/>
-    <w:lsdException w:name="Medium Grid 2" w:uiPriority="68"/>
-    <w:lsdException w:name="Medium Grid 3" w:uiPriority="69"/>
-    <w:lsdException w:name="Dark List" w:uiPriority="70"/>
-    <w:lsdException w:name="Colorful Shading" w:uiPriority="71"/>
-    <w:lsdException w:name="Colorful List" w:uiPriority="72"/>
-    <w:lsdException w:name="Colorful Grid" w:uiPriority="73"/>
-    <w:lsdException w:name="Light Shading Accent 1" w:uiPriority="60"/>
-    <w:lsdException w:name="Light List Accent 1" w:uiPriority="61"/>
-    <w:lsdException w:name="Light Grid Accent 1" w:uiPriority="62"/>
-    <w:lsdException w:name="Medium Shading 1 Accent 1" w:uiPriority="63"/>
-    <w:lsdException w:name="Medium Shading 2 Accent 1" w:uiPriority="64"/>
-    <w:lsdException w:name="Medium List 1 Accent 1" w:uiPriority="65"/>
-    <w:lsdException w:name="Revision" w:semiHidden="1"/>
-    <w:lsdException w:name="List Paragraph" w:uiPriority="34" w:qFormat="1"/>
-    <w:lsdException w:name="Quote" w:uiPriority="29" w:qFormat="1"/>
-    <w:lsdException w:name="Intense Quote" w:uiPriority="30" w:qFormat="1"/>
-    <w:lsdException w:name="Medium List 2 Accent 1" w:uiPriority="66"/>
-    <w:lsdException w:name="Medium Grid 1 Accent 1" w:uiPriority="67"/>
-    <w:lsdException w:name="Medium Grid 2 Accent 1" w:uiPriority="68"/>
-    <w:lsdException w:name="Medium Grid 3 Accent 1" w:uiPriority="69"/>
-    <w:lsdException w:name="Dark List Accent 1" w:uiPriority="70"/>
-    <w:lsdException w:name="Colorful Shading Accent 1" w:uiPriority="71"/>
-    <w:lsdException w:name="Colorful List Accent 1" w:uiPriority="72"/>
-    <w:lsdException w:name="Colorful Grid Accent 1" w:uiPriority="73"/>
-    <w:lsdException w:name="Light Shading Accent 2" w:uiPriority="60"/>
-    <w:lsdException w:name="Light List Accent 2" w:uiPriority="61"/>
-    <w:lsdException w:name="Light Grid Accent 2" w:uiPriority="62"/>
-    <w:lsdException w:name="Medium Shading 1 Accent 2" w:uiPriority="63"/>
-    <w:lsdException w:name="Medium Shading 2 Accent 2" w:uiPriority="64"/>
-    <w:lsdException w:name="Medium List 1 Accent 2" w:uiPriority="65"/>
-    <w:lsdException w:name="Medium List 2 Accent 2" w:uiPriority="66"/>
-    <w:lsdException w:name="Medium Grid 1 Accent 2" w:uiPriority="67"/>
-    <w:lsdException w:name="Medium Grid 2 Accent 2" w:uiPriority="68"/>
-    <w:lsdException w:name="Medium Grid 3 Accent 2" w:uiPriority="69"/>
-    <w:lsdException w:name="Dark List Accent 2" w:uiPriority="70"/>
-    <w:lsdException w:name="Colorful Shading Accent 2" w:uiPriority="71"/>
-    <w:lsdException w:name="Colorful List Accent 2" w:uiPriority="72"/>
-    <w:lsdException w:name="Colorful Grid Accent 2" w:uiPriority="73"/>
-    <w:lsdException w:name="Light Shading Accent 3" w:uiPriority="60"/>
-    <w:lsdException w:name="Light List Accent 3" w:uiPriority="61"/>
-    <w:lsdException w:name="Light Grid Accent 3" w:uiPriority="62"/>
-    <w:lsdException w:name="Medium Shading 1 Accent 3" w:uiPriority="63"/>
-    <w:lsdException w:name="Medium Shading 2 Accent 3" w:uiPriority="64"/>
-    <w:lsdException w:name="Medium List 1 Accent 3" w:uiPriority="65"/>
-    <w:lsdException w:name="Medium List 2 Accent 3" w:uiPriority="66"/>
-    <w:lsdException w:name="Medium Grid 1 Accent 3" w:uiPriority="67"/>
-    <w:lsdException w:name="Medium Grid 2 Accent 3" w:uiPriority="68"/>
-    <w:lsdException w:name="Medium Grid 3 Accent 3" w:uiPriority="69"/>
-    <w:lsdException w:name="Dark List Accent 3" w:uiPriority="70"/>
-    <w:lsdException w:name="Colorful Shading Accent 3" w:uiPriority="71"/>
-    <w:lsdException w:name="Colorful List Accent 3" w:uiPriority="72"/>
-    <w:lsdException w:name="Colorful Grid Accent 3" w:uiPriority="73"/>
-    <w:lsdException w:name="Light Shading Accent 4" w:uiPriority="60"/>
-    <w:lsdException w:name="Light List Accent 4" w:uiPriority="61"/>
-    <w:lsdException w:name="Light Grid Accent 4" w:uiPriority="62"/>
-    <w:lsdException w:name="Medium Shading 1 Accent 4" w:uiPriority="63"/>
-    <w:lsdException w:name="Medium Shading 2 Accent 4" w:uiPriority="64"/>
-    <w:lsdException w:name="Medium List 1 Accent 4" w:uiPriority="65"/>
-    <w:lsdException w:name="Medium List 2 Accent 4" w:uiPriority="66"/>
-    <w:lsdException w:name="Medium Grid 1 Accent 4" w:uiPriority="67"/>
-    <w:lsdException w:name="Medium Grid 2 Accent 4" w:uiPriority="68"/>
-    <w:lsdException w:name="Medium Grid 3 Accent 4" w:uiPriority="69"/>
-    <w:lsdException w:name="Dark List Accent 4" w:uiPriority="70"/>
-    <w:lsdException w:name="Colorful Shading Accent 4" w:uiPriority="71"/>
-    <w:lsdException w:name="Colorful List Accent 4" w:uiPriority="72"/>
-    <w:lsdException w:name="Colorful Grid Accent 4" w:uiPriority="73"/>
-    <w:lsdException w:name="Light Shading Accent 5" w:uiPriority="60"/>
-    <w:lsdException w:name="Light List Accent 5" w:uiPriority="61"/>
-    <w:lsdException w:name="Light Grid Accent 5" w:uiPriority="62"/>
-    <w:lsdException w:name="Medium Shading 1 Accent 5" w:uiPriority="63"/>
-    <w:lsdException w:name="Medium Shading 2 Accent 5" w:uiPriority="64"/>
-    <w:lsdException w:name="Medium List 1 Accent 5" w:uiPriority="65"/>
-    <w:lsdException w:name="Medium List 2 Accent 5" w:uiPriority="66"/>
-    <w:lsdException w:name="Medium Grid 1 Accent 5" w:uiPriority="67"/>
-    <w:lsdException w:name="Medium Grid 2 Accent 5" w:uiPriority="68"/>
-    <w:lsdException w:name="Medium Grid 3 Accent 5" w:uiPriority="69"/>
-    <w:lsdException w:name="Dark List Accent 5" w:uiPriority="70"/>
-    <w:lsdException w:name="Colorful Shading Accent 5" w:uiPriority="71"/>
-    <w:lsdException w:name="Colorful List Accent 5" w:uiPriority="72"/>
-    <w:lsdException w:name="Colorful Grid Accent 5" w:uiPriority="73"/>
-    <w:lsdException w:name="Light Shading Accent 6" w:uiPriority="60"/>
-    <w:lsdException w:name="Light List Accent 6" w:uiPriority="61"/>
-    <w:lsdException w:name="Light Grid Accent 6" w:uiPriority="62"/>
-    <w:lsdException w:name="Medium Shading 1 Accent 6" w:uiPriority="63"/>
-    <w:lsdException w:name="Medium Shading 2 Accent 6" w:uiPriority="64"/>
-    <w:lsdException w:name="Medium List 1 Accent 6" w:uiPriority="65"/>
-    <w:lsdException w:name="Medium List 2 Accent 6" w:uiPriority="66"/>
-    <w:lsdException w:name="Medium Grid 1 Accent 6" w:uiPriority="67"/>
-    <w:lsdException w:name="Medium Grid 2 Accent 6" w:uiPriority="68"/>
-    <w:lsdException w:name="Medium Grid 3 Accent 6" w:uiPriority="69"/>
-    <w:lsdException w:name="Dark List Accent 6" w:uiPriority="70"/>
-    <w:lsdException w:name="Colorful Shading Accent 6" w:uiPriority="71"/>
-    <w:lsdException w:name="Colorful List Accent 6" w:uiPriority="72"/>
-    <w:lsdException w:name="Colorful Grid Accent 6" w:uiPriority="73"/>
-    <w:lsdException w:name="Subtle Emphasis" w:uiPriority="19" w:qFormat="1"/>
-    <w:lsdException w:name="Intense Emphasis" w:uiPriority="21" w:qFormat="1"/>
-    <w:lsdException w:name="Subtle Reference" w:uiPriority="31" w:qFormat="1"/>
-    <w:lsdException w:name="Intense Reference" w:uiPriority="32" w:qFormat="1"/>
-    <w:lsdException w:name="Book Title" w:uiPriority="33" w:qFormat="1"/>
-    <w:lsdException w:name="Bibliography" w:semiHidden="1" w:uiPriority="37" w:unhideWhenUsed="1"/>
-    <w:lsdException w:name="TOC Heading" w:semiHidden="1" w:uiPriority="39" w:unhideWhenUsed="1" w:qFormat="1"/>
-    <w:lsdException w:name="Plain Table 1" w:uiPriority="41"/>
-    <w:lsdException w:name="Plain Table 2" w:uiPriority="42"/>
-    <w:lsdException w:name="Plain Table 3" w:uiPriority="43"/>
-    <w:lsdException w:name="Plain Table 4" w:uiPriority="44"/>
-    <w:lsdException w:name="Plain Table 5" w:uiPriority="45"/>
-    <w:lsdException w:name="Grid Table Light" w:uiPriority="40"/>
-    <w:lsdException w:name="Grid Table 1 Light" w:uiPriority="46"/>
-    <w:lsdException w:name="Grid Table 2" w:uiPriority="47"/>
-    <w:lsdException w:name="Grid Table 3" w:uiPriority="48"/>
-    <w:lsdException w:name="Grid Table 4" w:uiPriority="49"/>
-    <w:lsdException w:name="Grid Table 5 Dark" w:uiPriority="50"/>
-    <w:lsdException w:name="Grid Table 6 Colorful" w:uiPriority="51"/>
-    <w:lsdException w:name="Grid Table 7 Colorful" w:uiPriority="52"/>
-    <w:lsdException w:name="Grid Table 1 Light Accent 1" w:uiPriority="46"/>
-    <w:lsdException w:name="Grid Table 2 Accent 1" w:uiPriority="47"/>
-    <w:lsdException w:name="Grid Table 3 Accent 1" w:uiPriority="48"/>
-    <w:lsdException w:name="Grid Table 4 Accent 1" w:uiPriority="49"/>
-    <w:lsdException w:name="Grid Table 5 Dark Accent 1" w:uiPriority="50"/>
-    <w:lsdException w:name="Grid Table 6 Colorful Accent 1" w:uiPriority="51"/>
-    <w:lsdException w:name="Grid Table 7 Colorful Accent 1" w:uiPriority="52"/>
-    <w:lsdException w:name="Grid Table 1 Light Accent 2" w:uiPriority="46"/>
-    <w:lsdException w:name="Grid Table 2 Accent 2" w:uiPriority="47"/>
-    <w:lsdException w:name="Grid Table 3 Accent 2" w:uiPriority="48"/>
-    <w:lsdException w:name="Grid Table 4 Accent 2" w:uiPriority="49"/>
-    <w:lsdException w:name="Grid Table 5 Dark Accent 2" w:uiPriority="50"/>
-    <w:lsdException w:name="Grid Table 6 Colorful Accent 2" w:uiPriority="51"/>
-    <w:lsdException w:name="Grid Table 7 Colorful Accent 2" w:uiPriority="52"/>
-    <w:lsdException w:name="Grid Table 1 Light Accent 3" w:uiPriority="46"/>
-    <w:lsdException w:name="Grid Table 2 Accent 3" w:uiPriority="47"/>
-    <w:lsdException w:name="Grid Table 3 Accent 3" w:uiPriority="48"/>
-    <w:lsdException w:name="Grid Table 4 Accent 3" w:uiPriority="49"/>
-    <w:lsdException w:name="Grid Table 5 Dark Accent 3" w:uiPriority="50"/>
-    <w:lsdException w:name="Grid Table 6 Colorful Accent 3" w:uiPriority="51"/>
-    <w:lsdException w:name="Grid Table 7 Colorful Accent 3" w:uiPriority="52"/>
-    <w:lsdException w:name="Grid Table 1 Light Accent 4" w:uiPriority="46"/>
-    <w:lsdException w:name="Grid Table 2 Accent 4" w:uiPriority="47"/>
-    <w:lsdException w:name="Grid Table 3 Accent 4" w:uiPriority="48"/>
-    <w:lsdException w:name="Grid Table 4 Accent 4" w:uiPriority="49"/>
-    <w:lsdException w:name="Grid Table 5 Dark Accent 4" w:uiPriority="50"/>
-    <w:lsdException w:name="Grid Table 6 Colorful Accent 4" w:uiPriority="51"/>
-    <w:lsdException w:name="Grid Table 7 Colorful Accent 4" w:uiPriority="52"/>
-    <w:lsdException w:name="Grid Table 1 Light Accent 5" w:uiPriority="46"/>
-    <w:lsdException w:name="Grid Table 2 Accent 5" w:uiPriority="47"/>
-    <w:lsdException w:name="Grid Table 3 Accent 5" w:uiPriority="48"/>
-    <w:lsdException w:name="Grid Table 4 Accent 5" w:uiPriority="49"/>
-    <w:lsdException w:name="Grid Table 5 Dark Accent 5" w:uiPriority="50"/>
-    <w:lsdException w:name="Grid Table 6 Colorful Accent 5" w:uiPriority="51"/>
-    <w:lsdException w:name="Grid Table 7 Colorful Accent 5" w:uiPriority="52"/>
-    <w:lsdException w:name="Grid Table 1 Light Accent 6" w:uiPriority="46"/>
-    <w:lsdException w:name="Grid Table 2 Accent 6" w:uiPriority="47"/>
-    <w:lsdException w:name="Grid Table 3 Accent 6" w:uiPriority="48"/>
-    <w:lsdException w:name="Grid Table 4 Accent 6" w:uiPriority="49"/>
-    <w:lsdException w:name="Grid Table 5 Dark Accent 6" w:uiPriority="50"/>
-    <w:lsdException w:name="Grid Table 6 Colorful Accent 6" w:uiPriority="51"/>
-    <w:lsdException w:name="Grid Table 7 Colorful Accent 6" w:uiPriority="52"/>
-    <w:lsdException w:name="List Table 1 Light" w:uiPriority="46"/>
-    <w:lsdException w:name="List Table 2" w:uiPriority="47"/>
-    <w:lsdException w:name="List Table 3" w:uiPriority="48"/>
-    <w:lsdException w:name="List Table 4" w:uiPriority="49"/>
-    <w:lsdException w:name="List Table 5 Dark" w:uiPriority="50"/>
-    <w:lsdException w:name="List Table 6 Colorful" w:uiPriority="51"/>
-    <w:lsdException w:name="List Table 7 Colorful" w:uiPriority="52"/>
-    <w:lsdException w:name="List Table 1 Light Accent 1" w:uiPriority="46"/>
-    <w:lsdException w:name="List Table 2 Accent 1" w:uiPriority="47"/>
-    <w:lsdException w:name="List Table 3 Accent 1" w:uiPriority="48"/>
-    <w:lsdException w:name="List Table 4 Accent 1" w:uiPriority="49"/>
-    <w:lsdException w:name="List Table 5 Dark Accent 1" w:uiPriority="50"/>
-    <w:lsdException w:name="List Table 6 Colorful Accent 1" w:uiPriority="51"/>
-    <w:lsdException w:name="List Table 7 Colorful Accent 1" w:uiPriority="52"/>
-    <w:lsdException w:name="List Table 1 Light Accent 2" w:uiPriority="46"/>
-    <w:lsdException w:name="List Table 2 Accent 2" w:uiPriority="47"/>
-    <w:lsdException w:name="List Table 3 Accent 2" w:uiPriority="48"/>
-    <w:lsdException w:name="List Table 4 Accent 2" w:uiPriority="49"/>
-    <w:lsdException w:name="List Table 5 Dark Accent 2" w:uiPriority="50"/>
-    <w:lsdException w:name="List Table 6 Colorful Accent 2" w:uiPriority="51"/>
-    <w:lsdException w:name="List Table 7 Colorful Accent 2" w:uiPriority="52"/>
-    <w:lsdException w:name="List Table 1 Light Accent 3" w:uiPriority="46"/>
-    <w:lsdException w:name="List Table 2 Accent 3" w:uiPriority="47"/>
-    <w:lsdException w:name="List Table 3 Accent 3" w:uiPriority="48"/>
-    <w:lsdException w:name="List Table 4 Accent 3" w:uiPriority="49"/>
-    <w:lsdException w:name="List Table 5 Dark Accent 3" w:uiPriority="50"/>
-    <w:lsdException w:name="List Table 6 Colorful Accent 3" w:uiPriority="51"/>
-    <w:lsdException w:name="List Table 7 Colorful Accent 3" w:uiPriority="52"/>
-    <w:lsdException w:name="List Table 1 Light Accent 4" w:uiPriority="46"/>
-    <w:lsdException w:name="List Table 2 Accent 4" w:uiPriority="47"/>
-    <w:lsdException w:name="List Table 3 Accent 4" w:uiPriority="48"/>
-    <w:lsdException w:name="List Table 4 Accent 4" w:uiPriority="49"/>
-    <w:lsdException w:name="List Table 5 Dark Accent 4" w:uiPriority="50"/>
-    <w:lsdException w:name="List Table 6 Colorful Accent 4" w:uiPriority="51"/>
-    <w:lsdException w:name="List Table 7 Colorful Accent 4" w:uiPriority="52"/>
-    <w:lsdException w:name="List Table 1 Light Accent 5" w:uiPriority="46"/>
-    <w:lsdException w:name="List Table 2 Accent 5" w:uiPriority="47"/>
-    <w:lsdException w:name="List Table 3 Accent 5" w:uiPriority="48"/>
-    <w:lsdException w:name="List Table 4 Accent 5" w:uiPriority="49"/>
-    <w:lsdException w:name="List Table 5 Dark Accent 5" w:uiPriority="50"/>
-    <w:lsdException w:name="List Table 6 Colorful Accent 5" w:uiPriority="51"/>
-    <w:lsdException w:name="List Table 7 Colorful Accent 5" w:uiPriority="52"/>
-    <w:lsdException w:name="List Table 1 Light Accent 6" w:uiPriority="46"/>
-    <w:lsdException w:name="List Table 2 Accent 6" w:uiPriority="47"/>
-    <w:lsdException w:name="List Table 3 Accent 6" w:uiPriority="48"/>
-    <w:lsdException w:name="List Table 4 Accent 6" w:uiPriority="49"/>
-    <w:lsdException w:name="List Table 5 Dark Accent 6" w:uiPriority="50"/>
-    <w:lsdException w:name="List Table 6 Colorful Accent 6" w:uiPriority="51"/>
-    <w:lsdException w:name="List Table 7 Colorful Accent 6" w:uiPriority="52"/>
-    <w:lsdException w:name="Mention" w:semiHidden="1" w:unhideWhenUsed="1"/>
-    <w:lsdException w:name="Smart Hyperlink" w:semiHidden="1" w:unhideWhenUsed="1"/>
-    <w:lsdException w:name="Hashtag" w:semiHidden="1" w:unhideWhenUsed="1"/>
-    <w:lsdException w:name="Unresolved Mention" w:semiHidden="1" w:unhideWhenUsed="1"/>
-    <w:lsdException w:name="Smart Link" w:semiHidden="1" w:unhideWhenUsed="1"/>
+  <w:latentStyles w:defLockedState="0" w:defUIPriority="99" w:defSemiHidden="1" w:defUnhideWhenUsed="1" w:defQFormat="0" w:count="267">
+    <w:lsdException w:name="Normal" w:semiHidden="0" w:uiPriority="0" w:unhideWhenUsed="0" w:qFormat="1"/>
+    <w:lsdException w:name="heading 1" w:semiHidden="0" w:uiPriority="9" w:unhideWhenUsed="0" w:qFormat="1"/>
+    <w:lsdException w:name="heading 2" w:uiPriority="9" w:qFormat="1"/>
+    <w:lsdException w:name="heading 3" w:uiPriority="9" w:qFormat="1"/>
+    <w:lsdException w:name="heading 4" w:uiPriority="9" w:qFormat="1"/>
+    <w:lsdException w:name="heading 5" w:uiPriority="9" w:qFormat="1"/>
+    <w:lsdException w:name="heading 6" w:uiPriority="9" w:qFormat="1"/>
+    <w:lsdException w:name="heading 7" w:uiPriority="9" w:qFormat="1"/>
+    <w:lsdException w:name="heading 8" w:uiPriority="9" w:qFormat="1"/>
+    <w:lsdException w:name="heading 9" w:uiPriority="9" w:qFormat="1"/>
+    <w:lsdException w:name="toc 1" w:uiPriority="39"/>
+    <w:lsdException w:name="toc 2" w:uiPriority="39"/>
+    <w:lsdException w:name="toc 3" w:uiPriority="39"/>
+    <w:lsdException w:name="toc 4" w:uiPriority="39"/>
+    <w:lsdException w:name="toc 5" w:uiPriority="39"/>
+    <w:lsdException w:name="toc 6" w:uiPriority="39"/>
+    <w:lsdException w:name="toc 7" w:uiPriority="39"/>
+    <w:lsdException w:name="toc 8" w:uiPriority="39"/>
+    <w:lsdException w:name="toc 9" w:uiPriority="39"/>
+    <w:lsdException w:name="caption" w:uiPriority="35" w:qFormat="1"/>
+    <w:lsdException w:name="Title" w:semiHidden="0" w:uiPriority="10" w:unhideWhenUsed="0" w:qFormat="1"/>
+    <w:lsdException w:name="Default Paragraph Font" w:uiPriority="1"/>
+    <w:lsdException w:name="Subtitle" w:semiHidden="0" w:uiPriority="11" w:unhideWhenUsed="0" w:qFormat="1"/>
+    <w:lsdException w:name="Strong" w:semiHidden="0" w:uiPriority="22" w:unhideWhenUsed="0" w:qFormat="1"/>
+    <w:lsdException w:name="Emphasis" w:semiHidden="0" w:uiPriority="20" w:unhideWhenUsed="0" w:qFormat="1"/>
+    <w:lsdException w:name="Table Grid" w:semiHidden="0" w:uiPriority="39" w:unhideWhenUsed="0"/>
+    <w:lsdException w:name="Placeholder Text" w:unhideWhenUsed="0"/>
+    <w:lsdException w:name="No Spacing" w:semiHidden="0" w:uiPriority="1" w:unhideWhenUsed="0" w:qFormat="1"/>
+    <w:lsdException w:name="Light Shading" w:semiHidden="0" w:uiPriority="60" w:unhideWhenUsed="0"/>
+    <w:lsdException w:name="Light List" w:semiHidden="0" w:uiPriority="61" w:unhideWhenUsed="0"/>
+    <w:lsdException w:name="Light Grid" w:semiHidden="0" w:uiPriority="62" w:unhideWhenUsed="0"/>
+    <w:lsdException w:name="Medium Shading 1" w:semiHidden="0" w:uiPriority="63" w:unhideWhenUsed="0"/>
+    <w:lsdException w:name="Medium Shading 2" w:semiHidden="0" w:uiPriority="64" w:unhideWhenUsed="0"/>
+    <w:lsdException w:name="Medium List 1" w:semiHidden="0" w:uiPriority="65" w:unhideWhenUsed="0"/>
+    <w:lsdException w:name="Medium List 2" w:semiHidden="0" w:uiPriority="66" w:unhideWhenUsed="0"/>
+    <w:lsdException w:name="Medium Grid 1" w:semiHidden="0" w:uiPriority="67" w:unhideWhenUsed="0"/>
+    <w:lsdException w:name="Medium Grid 2" w:semiHidden="0" w:uiPriority="68" w:unhideWhenUsed="0"/>
+    <w:lsdException w:name="Medium Grid 3" w:semiHidden="0" w:uiPriority="69" w:unhideWhenUsed="0"/>
+    <w:lsdException w:name="Dark List" w:semiHidden="0" w:uiPriority="70" w:unhideWhenUsed="0"/>
+    <w:lsdException w:name="Colorful Shading" w:semiHidden="0" w:uiPriority="71" w:unhideWhenUsed="0"/>
+    <w:lsdException w:name="Colorful List" w:semiHidden="0" w:uiPriority="72" w:unhideWhenUsed="0"/>
+    <w:lsdException w:name="Colorful Grid" w:semiHidden="0" w:uiPriority="73" w:unhideWhenUsed="0"/>
+    <w:lsdException w:name="Light Shading Accent 1" w:semiHidden="0" w:uiPriority="60" w:unhideWhenUsed="0"/>
+    <w:lsdException w:name="Light List Accent 1" w:semiHidden="0" w:uiPriority="61" w:unhideWhenUsed="0"/>
+    <w:lsdException w:name="Light Grid Accent 1" w:semiHidden="0" w:uiPriority="62" w:unhideWhenUsed="0"/>
+    <w:lsdException w:name="Medium Shading 1 Accent 1" w:semiHidden="0" w:uiPriority="63" w:unhideWhenUsed="0"/>
+    <w:lsdException w:name="Medium Shading 2 Accent 1" w:semiHidden="0" w:uiPriority="64" w:unhideWhenUsed="0"/>
+    <w:lsdException w:name="Medium List 1 Accent 1" w:semiHidden="0" w:uiPriority="65" w:unhideWhenUsed="0"/>
+    <w:lsdException w:name="Revision" w:unhideWhenUsed="0"/>
+    <w:lsdException w:name="List Paragraph" w:semiHidden="0" w:uiPriority="34" w:unhideWhenUsed="0" w:qFormat="1"/>
+    <w:lsdException w:name="Quote" w:semiHidden="0" w:uiPriority="29" w:unhideWhenUsed="0" w:qFormat="1"/>
+    <w:lsdException w:name="Intense Quote" w:semiHidden="0" w:uiPriority="30" w:unhideWhenUsed="0" w:qFormat="1"/>
+    <w:lsdException w:name="Medium List 2 Accent 1" w:semiHidden="0" w:uiPriority="66" w:unhideWhenUsed="0"/>
+    <w:lsdException w:name="Medium Grid 1 Accent 1" w:semiHidden="0" w:uiPriority="67" w:unhideWhenUsed="0"/>
+    <w:lsdException w:name="Medium Grid 2 Accent 1" w:semiHidden="0" w:uiPriority="68" w:unhideWhenUsed="0"/>
+    <w:lsdException w:name="Medium Grid 3 Accent 1" w:semiHidden="0" w:uiPriority="69" w:unhideWhenUsed="0"/>
+    <w:lsdException w:name="Dark List Accent 1" w:semiHidden="0" w:uiPriority="70" w:unhideWhenUsed="0"/>
+    <w:lsdException w:name="Colorful Shading Accent 1" w:semiHidden="0" w:uiPriority="71" w:unhideWhenUsed="0"/>
+    <w:lsdException w:name="Colorful List Accent 1" w:semiHidden="0" w:uiPriority="72" w:unhideWhenUsed="0"/>
+    <w:lsdException w:name="Colorful Grid Accent 1" w:semiHidden="0" w:uiPriority="73" w:unhideWhenUsed="0"/>
+    <w:lsdException w:name="Light Shading Accent 2" w:semiHidden="0" w:uiPriority="60" w:unhideWhenUsed="0"/>
+    <w:lsdException w:name="Light List Accent 2" w:semiHidden="0" w:uiPriority="61" w:unhideWhenUsed="0"/>
+    <w:lsdException w:name="Light Grid Accent 2" w:semiHidden="0" w:uiPriority="62" w:unhideWhenUsed="0"/>
+    <w:lsdException w:name="Medium Shading 1 Accent 2" w:semiHidden="0" w:uiPriority="63" w:unhideWhenUsed="0"/>
+    <w:lsdException w:name="Medium Shading 2 Accent 2" w:semiHidden="0" w:uiPriority="64" w:unhideWhenUsed="0"/>
+    <w:lsdException w:name="Medium List 1 Accent 2" w:semiHidden="0" w:uiPriority="65" w:unhideWhenUsed="0"/>
+    <w:lsdException w:name="Medium List 2 Accent 2" w:semiHidden="0" w:uiPriority="66" w:unhideWhenUsed="0"/>
+    <w:lsdException w:name="Medium Grid 1 Accent 2" w:semiHidden="0" w:uiPriority="67" w:unhideWhenUsed="0"/>
+    <w:lsdException w:name="Medium Grid 2 Accent 2" w:semiHidden="0" w:uiPriority="68" w:unhideWhenUsed="0"/>
+    <w:lsdException w:name="Medium Grid 3 Accent 2" w:semiHidden="0" w:uiPriority="69" w:unhideWhenUsed="0"/>
+    <w:lsdException w:name="Dark List Accent 2" w:semiHidden="0" w:uiPriority="70" w:unhideWhenUsed="0"/>
+    <w:lsdException w:name="Colorful Shading Accent 2" w:semiHidden="0" w:uiPriority="71" w:unhideWhenUsed="0"/>
+    <w:lsdException w:name="Colorful List Accent 2" w:semiHidden="0" w:uiPriority="72" w:unhideWhenUsed="0"/>
+    <w:lsdException w:name="Colorful Grid Accent 2" w:semiHidden="0" w:uiPriority="73" w:unhideWhenUsed="0"/>
+    <w:lsdException w:name="Light Shading Accent 3" w:semiHidden="0" w:uiPriority="60" w:unhideWhenUsed="0"/>
+    <w:lsdException w:name="Light List Accent 3" w:semiHidden="0" w:uiPriority="61" w:unhideWhenUsed="0"/>
+    <w:lsdException w:name="Light Grid Accent 3" w:semiHidden="0" w:uiPriority="62" w:unhideWhenUsed="0"/>
+    <w:lsdException w:name="Medium Shading 1 Accent 3" w:semiHidden="0" w:uiPriority="63" w:unhideWhenUsed="0"/>
+    <w:lsdException w:name="Medium Shading 2 Accent 3" w:semiHidden="0" w:uiPriority="64" w:unhideWhenUsed="0"/>
+    <w:lsdException w:name="Medium List 1 Accent 3" w:semiHidden="0" w:uiPriority="65" w:unhideWhenUsed="0"/>
+    <w:lsdException w:name="Medium List 2 Accent 3" w:semiHidden="0" w:uiPriority="66" w:unhideWhenUsed="0"/>
+    <w:lsdException w:name="Medium Grid 1 Accent 3" w:semiHidden="0" w:uiPriority="67" w:unhideWhenUsed="0"/>
+    <w:lsdException w:name="Medium Grid 2 Accent 3" w:semiHidden="0" w:uiPriority="68" w:unhideWhenUsed="0"/>
+    <w:lsdException w:name="Medium Grid 3 Accent 3" w:semiHidden="0" w:uiPriority="69" w:unhideWhenUsed="0"/>
+    <w:lsdException w:name="Dark List Accent 3" w:semiHidden="0" w:uiPriority="70" w:unhideWhenUsed="0"/>
+    <w:lsdException w:name="Colorful Shading Accent 3" w:semiHidden="0" w:uiPriority="71" w:unhideWhenUsed="0"/>
+    <w:lsdException w:name="Colorful List Accent 3" w:semiHidden="0" w:uiPriority="72" w:unhideWhenUsed="0"/>
+    <w:lsdException w:name="Colorful Grid Accent 3" w:semiHidden="0" w:uiPriority="73" w:unhideWhenUsed="0"/>
+    <w:lsdException w:name="Light Shading Accent 4" w:semiHidden="0" w:uiPriority="60" w:unhideWhenUsed="0"/>
+    <w:lsdException w:name="Light List Accent 4" w:semiHidden="0" w:uiPriority="61" w:unhideWhenUsed="0"/>
+    <w:lsdException w:name="Light Grid Accent 4" w:semiHidden="0" w:uiPriority="62" w:unhideWhenUsed="0"/>
+    <w:lsdException w:name="Medium Shading 1 Accent 4" w:semiHidden="0" w:uiPriority="63" w:unhideWhenUsed="0"/>
+    <w:lsdException w:name="Medium Shading 2 Accent 4" w:semiHidden="0" w:uiPriority="64" w:unhideWhenUsed="0"/>
+    <w:lsdException w:name="Medium List 1 Accent 4" w:semiHidden="0" w:uiPriority="65" w:unhideWhenUsed="0"/>
+    <w:lsdException w:name="Medium List 2 Accent 4" w:semiHidden="0" w:uiPriority="66" w:unhideWhenUsed="0"/>
+    <w:lsdException w:name="Medium Grid 1 Accent 4" w:semiHidden="0" w:uiPriority="67" w:unhideWhenUsed="0"/>
+    <w:lsdException w:name="Medium Grid 2 Accent 4" w:semiHidden="0" w:uiPriority="68" w:unhideWhenUsed="0"/>
+    <w:lsdException w:name="Medium Grid 3 Accent 4" w:semiHidden="0" w:uiPriority="69" w:unhideWhenUsed="0"/>
+    <w:lsdException w:name="Dark List Accent 4" w:semiHidden="0" w:uiPriority="70" w:unhideWhenUsed="0"/>
+    <w:lsdException w:name="Colorful Shading Accent 4" w:semiHidden="0" w:uiPriority="71" w:unhideWhenUsed="0"/>
+    <w:lsdException w:name="Colorful List Accent 4" w:semiHidden="0" w:uiPriority="72" w:unhideWhenUsed="0"/>
+    <w:lsdException w:name="Colorful Grid Accent 4" w:semiHidden="0" w:uiPriority="73" w:unhideWhenUsed="0"/>
+    <w:lsdException w:name="Light Shading Accent 5" w:semiHidden="0" w:uiPriority="60" w:unhideWhenUsed="0"/>
+    <w:lsdException w:name="Light List Accent 5" w:semiHidden="0" w:uiPriority="61" w:unhideWhenUsed="0"/>
+    <w:lsdException w:name="Light Grid Accent 5" w:semiHidden="0" w:uiPriority="62" w:unhideWhenUsed="0"/>
+    <w:lsdException w:name="Medium Shading 1 Accent 5" w:semiHidden="0" w:uiPriority="63" w:unhideWhenUsed="0"/>
+    <w:lsdException w:name="Medium Shading 2 Accent 5" w:semiHidden="0" w:uiPriority="64" w:unhideWhenUsed="0"/>
+    <w:lsdException w:name="Medium List 1 Accent 5" w:semiHidden="0" w:uiPriority="65" w:unhideWhenUsed="0"/>
+    <w:lsdException w:name="Medium List 2 Accent 5" w:semiHidden="0" w:uiPriority="66" w:unhideWhenUsed="0"/>
+    <w:lsdException w:name="Medium Grid 1 Accent 5" w:semiHidden="0" w:uiPriority="67" w:unhideWhenUsed="0"/>
+    <w:lsdException w:name="Medium Grid 2 Accent 5" w:semiHidden="0" w:uiPriority="68" w:unhideWhenUsed="0"/>
+    <w:lsdException w:name="Medium Grid 3 Accent 5" w:semiHidden="0" w:uiPriority="69" w:unhideWhenUsed="0"/>
+    <w:lsdException w:name="Dark List Accent 5" w:semiHidden="0" w:uiPriority="70" w:unhideWhenUsed="0"/>
+    <w:lsdException w:name="Colorful Shading Accent 5" w:semiHidden="0" w:uiPriority="71" w:unhideWhenUsed="0"/>
+    <w:lsdException w:name="Colorful List Accent 5" w:semiHidden="0" w:uiPriority="72" w:unhideWhenUsed="0"/>
+    <w:lsdException w:name="Colorful Grid Accent 5" w:semiHidden="0" w:uiPriority="73" w:unhideWhenUsed="0"/>
+    <w:lsdException w:name="Light Shading Accent 6" w:semiHidden="0" w:uiPriority="60" w:unhideWhenUsed="0"/>
+    <w:lsdException w:name="Light List Accent 6" w:semiHidden="0" w:uiPriority="61" w:unhideWhenUsed="0"/>
+    <w:lsdException w:name="Light Grid Accent 6" w:semiHidden="0" w:uiPriority="62" w:unhideWhenUsed="0"/>
+    <w:lsdException w:name="Medium Shading 1 Accent 6" w:semiHidden="0" w:uiPriority="63" w:unhideWhenUsed="0"/>
+    <w:lsdException w:name="Medium Shading 2 Accent 6" w:semiHidden="0" w:uiPriority="64" w:unhideWhenUsed="0"/>
+    <w:lsdException w:name="Medium List 1 Accent 6" w:semiHidden="0" w:uiPriority="65" w:unhideWhenUsed="0"/>
+    <w:lsdException w:name="Medium List 2 Accent 6" w:semiHidden="0" w:uiPriority="66" w:unhideWhenUsed="0"/>
+    <w:lsdException w:name="Medium Grid 1 Accent 6" w:semiHidden="0" w:uiPriority="67" w:unhideWhenUsed="0"/>
+    <w:lsdException w:name="Medium Grid 2 Accent 6" w:semiHidden="0" w:uiPriority="68" w:unhideWhenUsed="0"/>
+    <w:lsdException w:name="Medium Grid 3 Accent 6" w:semiHidden="0" w:uiPriority="69" w:unhideWhenUsed="0"/>
+    <w:lsdException w:name="Dark List Accent 6" w:semiHidden="0" w:uiPriority="70" w:unhideWhenUsed="0"/>
+    <w:lsdException w:name="Colorful Shading Accent 6" w:semiHidden="0" w:uiPriority="71" w:unhideWhenUsed="0"/>
+    <w:lsdException w:name="Colorful List Accent 6" w:semiHidden="0" w:uiPriority="72" w:unhideWhenUsed="0"/>
+    <w:lsdException w:name="Colorful Grid Accent 6" w:semiHidden="0" w:uiPriority="73" w:unhideWhenUsed="0"/>
+    <w:lsdException w:name="Subtle Emphasis" w:semiHidden="0" w:uiPriority="19" w:unhideWhenUsed="0" w:qFormat="1"/>
+    <w:lsdException w:name="Intense Emphasis" w:semiHidden="0" w:uiPriority="21" w:unhideWhenUsed="0" w:qFormat="1"/>
+    <w:lsdException w:name="Subtle Reference" w:semiHidden="0" w:uiPriority="31" w:unhideWhenUsed="0" w:qFormat="1"/>
+    <w:lsdException w:name="Intense Reference" w:semiHidden="0" w:uiPriority="32" w:unhideWhenUsed="0" w:qFormat="1"/>
+    <w:lsdException w:name="Book Title" w:semiHidden="0" w:uiPriority="33" w:unhideWhenUsed="0" w:qFormat="1"/>
+    <w:lsdException w:name="Bibliography" w:uiPriority="37"/>
+    <w:lsdException w:name="TOC Heading" w:uiPriority="39" w:qFormat="1"/>
   </w:latentStyles>
   <w:style w:type="paragraph" w:default="1" w:styleId="Normal">
     <w:name w:val="Normal"/>
@@ -3353,6 +3343,7 @@
       <w:spacing w:after="0" w:line="240" w:lineRule="auto"/>
     </w:pPr>
     <w:tblPr>
+      <w:tblInd w:w="0" w:type="dxa"/>
       <w:tblBorders>
         <w:top w:val="single" w:sz="4" w:space="0" w:color="auto"/>
         <w:left w:val="single" w:sz="4" w:space="0" w:color="auto"/>
@@ -3361,6 +3352,12 @@
         <w:insideH w:val="single" w:sz="4" w:space="0" w:color="auto"/>
         <w:insideV w:val="single" w:sz="4" w:space="0" w:color="auto"/>
       </w:tblBorders>
+      <w:tblCellMar>
+        <w:top w:w="0" w:type="dxa"/>
+        <w:left w:w="108" w:type="dxa"/>
+        <w:bottom w:w="0" w:type="dxa"/>
+        <w:right w:w="108" w:type="dxa"/>
+      </w:tblCellMar>
     </w:tblPr>
   </w:style>
   <w:style w:type="paragraph" w:styleId="NormalWeb">
@@ -3377,6 +3374,320 @@
       <w:sz w:val="24"/>
       <w:szCs w:val="24"/>
       <w:lang w:eastAsia="es-AR"/>
+    </w:rPr>
+  </w:style>
+  <w:style w:type="paragraph" w:styleId="Textodeglobo">
+    <w:name w:val="Balloon Text"/>
+    <w:basedOn w:val="Normal"/>
+    <w:link w:val="TextodegloboCar"/>
+    <w:uiPriority w:val="99"/>
+    <w:semiHidden/>
+    <w:unhideWhenUsed/>
+    <w:rsid w:val="0070781A"/>
+    <w:pPr>
+      <w:spacing w:after="0" w:line="240" w:lineRule="auto"/>
+    </w:pPr>
+    <w:rPr>
+      <w:rFonts w:ascii="Tahoma" w:hAnsi="Tahoma" w:cs="Tahoma"/>
+      <w:sz w:val="16"/>
+      <w:szCs w:val="16"/>
+    </w:rPr>
+  </w:style>
+  <w:style w:type="character" w:customStyle="1" w:styleId="TextodegloboCar">
+    <w:name w:val="Texto de globo Car"/>
+    <w:basedOn w:val="Fuentedeprrafopredeter"/>
+    <w:link w:val="Textodeglobo"/>
+    <w:uiPriority w:val="99"/>
+    <w:semiHidden/>
+    <w:rsid w:val="0070781A"/>
+    <w:rPr>
+      <w:rFonts w:ascii="Tahoma" w:hAnsi="Tahoma" w:cs="Tahoma"/>
+      <w:sz w:val="16"/>
+      <w:szCs w:val="16"/>
+    </w:rPr>
+  </w:style>
+</w:styles>
+</file>
+
+<file path=word/stylesWithEffects.xml><?xml version="1.0" encoding="utf-8"?>
+<w:styles xmlns:wpc="http://schemas.microsoft.com/office/word/2010/wordprocessingCanvas" xmlns:mc="http://schemas.openxmlformats.org/markup-compatibility/2006" xmlns:o="urn:schemas-microsoft-com:office:office" xmlns:r="http://schemas.openxmlformats.org/officeDocument/2006/relationships" xmlns:m="http://schemas.openxmlformats.org/officeDocument/2006/math" xmlns:v="urn:schemas-microsoft-com:vml" xmlns:wp14="http://schemas.microsoft.com/office/word/2010/wordprocessingDrawing" xmlns:wp="http://schemas.openxmlformats.org/drawingml/2006/wordprocessingDrawing" xmlns:w10="urn:schemas-microsoft-com:office:word" xmlns:w="http://schemas.openxmlformats.org/wordprocessingml/2006/main" xmlns:w14="http://schemas.microsoft.com/office/word/2010/wordml" xmlns:wpg="http://schemas.microsoft.com/office/word/2010/wordprocessingGroup" xmlns:wpi="http://schemas.microsoft.com/office/word/2010/wordprocessingInk" xmlns:wne="http://schemas.microsoft.com/office/word/2006/wordml" xmlns:wps="http://schemas.microsoft.com/office/word/2010/wordprocessingShape" mc:Ignorable="w14 wp14">
+  <w:docDefaults>
+    <w:rPrDefault>
+      <w:rPr>
+        <w:rFonts w:asciiTheme="minorHAnsi" w:eastAsiaTheme="minorHAnsi" w:hAnsiTheme="minorHAnsi" w:cstheme="minorBidi"/>
+        <w:sz w:val="22"/>
+        <w:szCs w:val="22"/>
+        <w:lang w:val="es-AR" w:eastAsia="en-US" w:bidi="ar-SA"/>
+      </w:rPr>
+    </w:rPrDefault>
+    <w:pPrDefault>
+      <w:pPr>
+        <w:spacing w:after="160" w:line="259" w:lineRule="auto"/>
+      </w:pPr>
+    </w:pPrDefault>
+  </w:docDefaults>
+  <w:latentStyles w:defLockedState="0" w:defUIPriority="99" w:defSemiHidden="1" w:defUnhideWhenUsed="1" w:defQFormat="0" w:count="267">
+    <w:lsdException w:name="Normal" w:semiHidden="0" w:uiPriority="0" w:unhideWhenUsed="0" w:qFormat="1"/>
+    <w:lsdException w:name="heading 1" w:semiHidden="0" w:uiPriority="9" w:unhideWhenUsed="0" w:qFormat="1"/>
+    <w:lsdException w:name="heading 2" w:uiPriority="9" w:qFormat="1"/>
+    <w:lsdException w:name="heading 3" w:uiPriority="9" w:qFormat="1"/>
+    <w:lsdException w:name="heading 4" w:uiPriority="9" w:qFormat="1"/>
+    <w:lsdException w:name="heading 5" w:uiPriority="9" w:qFormat="1"/>
+    <w:lsdException w:name="heading 6" w:uiPriority="9" w:qFormat="1"/>
+    <w:lsdException w:name="heading 7" w:uiPriority="9" w:qFormat="1"/>
+    <w:lsdException w:name="heading 8" w:uiPriority="9" w:qFormat="1"/>
+    <w:lsdException w:name="heading 9" w:uiPriority="9" w:qFormat="1"/>
+    <w:lsdException w:name="toc 1" w:uiPriority="39"/>
+    <w:lsdException w:name="toc 2" w:uiPriority="39"/>
+    <w:lsdException w:name="toc 3" w:uiPriority="39"/>
+    <w:lsdException w:name="toc 4" w:uiPriority="39"/>
+    <w:lsdException w:name="toc 5" w:uiPriority="39"/>
+    <w:lsdException w:name="toc 6" w:uiPriority="39"/>
+    <w:lsdException w:name="toc 7" w:uiPriority="39"/>
+    <w:lsdException w:name="toc 8" w:uiPriority="39"/>
+    <w:lsdException w:name="toc 9" w:uiPriority="39"/>
+    <w:lsdException w:name="caption" w:uiPriority="35" w:qFormat="1"/>
+    <w:lsdException w:name="Title" w:semiHidden="0" w:uiPriority="10" w:unhideWhenUsed="0" w:qFormat="1"/>
+    <w:lsdException w:name="Default Paragraph Font" w:uiPriority="1"/>
+    <w:lsdException w:name="Subtitle" w:semiHidden="0" w:uiPriority="11" w:unhideWhenUsed="0" w:qFormat="1"/>
+    <w:lsdException w:name="Strong" w:semiHidden="0" w:uiPriority="22" w:unhideWhenUsed="0" w:qFormat="1"/>
+    <w:lsdException w:name="Emphasis" w:semiHidden="0" w:uiPriority="20" w:unhideWhenUsed="0" w:qFormat="1"/>
+    <w:lsdException w:name="Table Grid" w:semiHidden="0" w:uiPriority="39" w:unhideWhenUsed="0"/>
+    <w:lsdException w:name="Placeholder Text" w:unhideWhenUsed="0"/>
+    <w:lsdException w:name="No Spacing" w:semiHidden="0" w:uiPriority="1" w:unhideWhenUsed="0" w:qFormat="1"/>
+    <w:lsdException w:name="Light Shading" w:semiHidden="0" w:uiPriority="60" w:unhideWhenUsed="0"/>
+    <w:lsdException w:name="Light List" w:semiHidden="0" w:uiPriority="61" w:unhideWhenUsed="0"/>
+    <w:lsdException w:name="Light Grid" w:semiHidden="0" w:uiPriority="62" w:unhideWhenUsed="0"/>
+    <w:lsdException w:name="Medium Shading 1" w:semiHidden="0" w:uiPriority="63" w:unhideWhenUsed="0"/>
+    <w:lsdException w:name="Medium Shading 2" w:semiHidden="0" w:uiPriority="64" w:unhideWhenUsed="0"/>
+    <w:lsdException w:name="Medium List 1" w:semiHidden="0" w:uiPriority="65" w:unhideWhenUsed="0"/>
+    <w:lsdException w:name="Medium List 2" w:semiHidden="0" w:uiPriority="66" w:unhideWhenUsed="0"/>
+    <w:lsdException w:name="Medium Grid 1" w:semiHidden="0" w:uiPriority="67" w:unhideWhenUsed="0"/>
+    <w:lsdException w:name="Medium Grid 2" w:semiHidden="0" w:uiPriority="68" w:unhideWhenUsed="0"/>
+    <w:lsdException w:name="Medium Grid 3" w:semiHidden="0" w:uiPriority="69" w:unhideWhenUsed="0"/>
+    <w:lsdException w:name="Dark List" w:semiHidden="0" w:uiPriority="70" w:unhideWhenUsed="0"/>
+    <w:lsdException w:name="Colorful Shading" w:semiHidden="0" w:uiPriority="71" w:unhideWhenUsed="0"/>
+    <w:lsdException w:name="Colorful List" w:semiHidden="0" w:uiPriority="72" w:unhideWhenUsed="0"/>
+    <w:lsdException w:name="Colorful Grid" w:semiHidden="0" w:uiPriority="73" w:unhideWhenUsed="0"/>
+    <w:lsdException w:name="Light Shading Accent 1" w:semiHidden="0" w:uiPriority="60" w:unhideWhenUsed="0"/>
+    <w:lsdException w:name="Light List Accent 1" w:semiHidden="0" w:uiPriority="61" w:unhideWhenUsed="0"/>
+    <w:lsdException w:name="Light Grid Accent 1" w:semiHidden="0" w:uiPriority="62" w:unhideWhenUsed="0"/>
+    <w:lsdException w:name="Medium Shading 1 Accent 1" w:semiHidden="0" w:uiPriority="63" w:unhideWhenUsed="0"/>
+    <w:lsdException w:name="Medium Shading 2 Accent 1" w:semiHidden="0" w:uiPriority="64" w:unhideWhenUsed="0"/>
+    <w:lsdException w:name="Medium List 1 Accent 1" w:semiHidden="0" w:uiPriority="65" w:unhideWhenUsed="0"/>
+    <w:lsdException w:name="Revision" w:unhideWhenUsed="0"/>
+    <w:lsdException w:name="List Paragraph" w:semiHidden="0" w:uiPriority="34" w:unhideWhenUsed="0" w:qFormat="1"/>
+    <w:lsdException w:name="Quote" w:semiHidden="0" w:uiPriority="29" w:unhideWhenUsed="0" w:qFormat="1"/>
+    <w:lsdException w:name="Intense Quote" w:semiHidden="0" w:uiPriority="30" w:unhideWhenUsed="0" w:qFormat="1"/>
+    <w:lsdException w:name="Medium List 2 Accent 1" w:semiHidden="0" w:uiPriority="66" w:unhideWhenUsed="0"/>
+    <w:lsdException w:name="Medium Grid 1 Accent 1" w:semiHidden="0" w:uiPriority="67" w:unhideWhenUsed="0"/>
+    <w:lsdException w:name="Medium Grid 2 Accent 1" w:semiHidden="0" w:uiPriority="68" w:unhideWhenUsed="0"/>
+    <w:lsdException w:name="Medium Grid 3 Accent 1" w:semiHidden="0" w:uiPriority="69" w:unhideWhenUsed="0"/>
+    <w:lsdException w:name="Dark List Accent 1" w:semiHidden="0" w:uiPriority="70" w:unhideWhenUsed="0"/>
+    <w:lsdException w:name="Colorful Shading Accent 1" w:semiHidden="0" w:uiPriority="71" w:unhideWhenUsed="0"/>
+    <w:lsdException w:name="Colorful List Accent 1" w:semiHidden="0" w:uiPriority="72" w:unhideWhenUsed="0"/>
+    <w:lsdException w:name="Colorful Grid Accent 1" w:semiHidden="0" w:uiPriority="73" w:unhideWhenUsed="0"/>
+    <w:lsdException w:name="Light Shading Accent 2" w:semiHidden="0" w:uiPriority="60" w:unhideWhenUsed="0"/>
+    <w:lsdException w:name="Light List Accent 2" w:semiHidden="0" w:uiPriority="61" w:unhideWhenUsed="0"/>
+    <w:lsdException w:name="Light Grid Accent 2" w:semiHidden="0" w:uiPriority="62" w:unhideWhenUsed="0"/>
+    <w:lsdException w:name="Medium Shading 1 Accent 2" w:semiHidden="0" w:uiPriority="63" w:unhideWhenUsed="0"/>
+    <w:lsdException w:name="Medium Shading 2 Accent 2" w:semiHidden="0" w:uiPriority="64" w:unhideWhenUsed="0"/>
+    <w:lsdException w:name="Medium List 1 Accent 2" w:semiHidden="0" w:uiPriority="65" w:unhideWhenUsed="0"/>
+    <w:lsdException w:name="Medium List 2 Accent 2" w:semiHidden="0" w:uiPriority="66" w:unhideWhenUsed="0"/>
+    <w:lsdException w:name="Medium Grid 1 Accent 2" w:semiHidden="0" w:uiPriority="67" w:unhideWhenUsed="0"/>
+    <w:lsdException w:name="Medium Grid 2 Accent 2" w:semiHidden="0" w:uiPriority="68" w:unhideWhenUsed="0"/>
+    <w:lsdException w:name="Medium Grid 3 Accent 2" w:semiHidden="0" w:uiPriority="69" w:unhideWhenUsed="0"/>
+    <w:lsdException w:name="Dark List Accent 2" w:semiHidden="0" w:uiPriority="70" w:unhideWhenUsed="0"/>
+    <w:lsdException w:name="Colorful Shading Accent 2" w:semiHidden="0" w:uiPriority="71" w:unhideWhenUsed="0"/>
+    <w:lsdException w:name="Colorful List Accent 2" w:semiHidden="0" w:uiPriority="72" w:unhideWhenUsed="0"/>
+    <w:lsdException w:name="Colorful Grid Accent 2" w:semiHidden="0" w:uiPriority="73" w:unhideWhenUsed="0"/>
+    <w:lsdException w:name="Light Shading Accent 3" w:semiHidden="0" w:uiPriority="60" w:unhideWhenUsed="0"/>
+    <w:lsdException w:name="Light List Accent 3" w:semiHidden="0" w:uiPriority="61" w:unhideWhenUsed="0"/>
+    <w:lsdException w:name="Light Grid Accent 3" w:semiHidden="0" w:uiPriority="62" w:unhideWhenUsed="0"/>
+    <w:lsdException w:name="Medium Shading 1 Accent 3" w:semiHidden="0" w:uiPriority="63" w:unhideWhenUsed="0"/>
+    <w:lsdException w:name="Medium Shading 2 Accent 3" w:semiHidden="0" w:uiPriority="64" w:unhideWhenUsed="0"/>
+    <w:lsdException w:name="Medium List 1 Accent 3" w:semiHidden="0" w:uiPriority="65" w:unhideWhenUsed="0"/>
+    <w:lsdException w:name="Medium List 2 Accent 3" w:semiHidden="0" w:uiPriority="66" w:unhideWhenUsed="0"/>
+    <w:lsdException w:name="Medium Grid 1 Accent 3" w:semiHidden="0" w:uiPriority="67" w:unhideWhenUsed="0"/>
+    <w:lsdException w:name="Medium Grid 2 Accent 3" w:semiHidden="0" w:uiPriority="68" w:unhideWhenUsed="0"/>
+    <w:lsdException w:name="Medium Grid 3 Accent 3" w:semiHidden="0" w:uiPriority="69" w:unhideWhenUsed="0"/>
+    <w:lsdException w:name="Dark List Accent 3" w:semiHidden="0" w:uiPriority="70" w:unhideWhenUsed="0"/>
+    <w:lsdException w:name="Colorful Shading Accent 3" w:semiHidden="0" w:uiPriority="71" w:unhideWhenUsed="0"/>
+    <w:lsdException w:name="Colorful List Accent 3" w:semiHidden="0" w:uiPriority="72" w:unhideWhenUsed="0"/>
+    <w:lsdException w:name="Colorful Grid Accent 3" w:semiHidden="0" w:uiPriority="73" w:unhideWhenUsed="0"/>
+    <w:lsdException w:name="Light Shading Accent 4" w:semiHidden="0" w:uiPriority="60" w:unhideWhenUsed="0"/>
+    <w:lsdException w:name="Light List Accent 4" w:semiHidden="0" w:uiPriority="61" w:unhideWhenUsed="0"/>
+    <w:lsdException w:name="Light Grid Accent 4" w:semiHidden="0" w:uiPriority="62" w:unhideWhenUsed="0"/>
+    <w:lsdException w:name="Medium Shading 1 Accent 4" w:semiHidden="0" w:uiPriority="63" w:unhideWhenUsed="0"/>
+    <w:lsdException w:name="Medium Shading 2 Accent 4" w:semiHidden="0" w:uiPriority="64" w:unhideWhenUsed="0"/>
+    <w:lsdException w:name="Medium List 1 Accent 4" w:semiHidden="0" w:uiPriority="65" w:unhideWhenUsed="0"/>
+    <w:lsdException w:name="Medium List 2 Accent 4" w:semiHidden="0" w:uiPriority="66" w:unhideWhenUsed="0"/>
+    <w:lsdException w:name="Medium Grid 1 Accent 4" w:semiHidden="0" w:uiPriority="67" w:unhideWhenUsed="0"/>
+    <w:lsdException w:name="Medium Grid 2 Accent 4" w:semiHidden="0" w:uiPriority="68" w:unhideWhenUsed="0"/>
+    <w:lsdException w:name="Medium Grid 3 Accent 4" w:semiHidden="0" w:uiPriority="69" w:unhideWhenUsed="0"/>
+    <w:lsdException w:name="Dark List Accent 4" w:semiHidden="0" w:uiPriority="70" w:unhideWhenUsed="0"/>
+    <w:lsdException w:name="Colorful Shading Accent 4" w:semiHidden="0" w:uiPriority="71" w:unhideWhenUsed="0"/>
+    <w:lsdException w:name="Colorful List Accent 4" w:semiHidden="0" w:uiPriority="72" w:unhideWhenUsed="0"/>
+    <w:lsdException w:name="Colorful Grid Accent 4" w:semiHidden="0" w:uiPriority="73" w:unhideWhenUsed="0"/>
+    <w:lsdException w:name="Light Shading Accent 5" w:semiHidden="0" w:uiPriority="60" w:unhideWhenUsed="0"/>
+    <w:lsdException w:name="Light List Accent 5" w:semiHidden="0" w:uiPriority="61" w:unhideWhenUsed="0"/>
+    <w:lsdException w:name="Light Grid Accent 5" w:semiHidden="0" w:uiPriority="62" w:unhideWhenUsed="0"/>
+    <w:lsdException w:name="Medium Shading 1 Accent 5" w:semiHidden="0" w:uiPriority="63" w:unhideWhenUsed="0"/>
+    <w:lsdException w:name="Medium Shading 2 Accent 5" w:semiHidden="0" w:uiPriority="64" w:unhideWhenUsed="0"/>
+    <w:lsdException w:name="Medium List 1 Accent 5" w:semiHidden="0" w:uiPriority="65" w:unhideWhenUsed="0"/>
+    <w:lsdException w:name="Medium List 2 Accent 5" w:semiHidden="0" w:uiPriority="66" w:unhideWhenUsed="0"/>
+    <w:lsdException w:name="Medium Grid 1 Accent 5" w:semiHidden="0" w:uiPriority="67" w:unhideWhenUsed="0"/>
+    <w:lsdException w:name="Medium Grid 2 Accent 5" w:semiHidden="0" w:uiPriority="68" w:unhideWhenUsed="0"/>
+    <w:lsdException w:name="Medium Grid 3 Accent 5" w:semiHidden="0" w:uiPriority="69" w:unhideWhenUsed="0"/>
+    <w:lsdException w:name="Dark List Accent 5" w:semiHidden="0" w:uiPriority="70" w:unhideWhenUsed="0"/>
+    <w:lsdException w:name="Colorful Shading Accent 5" w:semiHidden="0" w:uiPriority="71" w:unhideWhenUsed="0"/>
+    <w:lsdException w:name="Colorful List Accent 5" w:semiHidden="0" w:uiPriority="72" w:unhideWhenUsed="0"/>
+    <w:lsdException w:name="Colorful Grid Accent 5" w:semiHidden="0" w:uiPriority="73" w:unhideWhenUsed="0"/>
+    <w:lsdException w:name="Light Shading Accent 6" w:semiHidden="0" w:uiPriority="60" w:unhideWhenUsed="0"/>
+    <w:lsdException w:name="Light List Accent 6" w:semiHidden="0" w:uiPriority="61" w:unhideWhenUsed="0"/>
+    <w:lsdException w:name="Light Grid Accent 6" w:semiHidden="0" w:uiPriority="62" w:unhideWhenUsed="0"/>
+    <w:lsdException w:name="Medium Shading 1 Accent 6" w:semiHidden="0" w:uiPriority="63" w:unhideWhenUsed="0"/>
+    <w:lsdException w:name="Medium Shading 2 Accent 6" w:semiHidden="0" w:uiPriority="64" w:unhideWhenUsed="0"/>
+    <w:lsdException w:name="Medium List 1 Accent 6" w:semiHidden="0" w:uiPriority="65" w:unhideWhenUsed="0"/>
+    <w:lsdException w:name="Medium List 2 Accent 6" w:semiHidden="0" w:uiPriority="66" w:unhideWhenUsed="0"/>
+    <w:lsdException w:name="Medium Grid 1 Accent 6" w:semiHidden="0" w:uiPriority="67" w:unhideWhenUsed="0"/>
+    <w:lsdException w:name="Medium Grid 2 Accent 6" w:semiHidden="0" w:uiPriority="68" w:unhideWhenUsed="0"/>
+    <w:lsdException w:name="Medium Grid 3 Accent 6" w:semiHidden="0" w:uiPriority="69" w:unhideWhenUsed="0"/>
+    <w:lsdException w:name="Dark List Accent 6" w:semiHidden="0" w:uiPriority="70" w:unhideWhenUsed="0"/>
+    <w:lsdException w:name="Colorful Shading Accent 6" w:semiHidden="0" w:uiPriority="71" w:unhideWhenUsed="0"/>
+    <w:lsdException w:name="Colorful List Accent 6" w:semiHidden="0" w:uiPriority="72" w:unhideWhenUsed="0"/>
+    <w:lsdException w:name="Colorful Grid Accent 6" w:semiHidden="0" w:uiPriority="73" w:unhideWhenUsed="0"/>
+    <w:lsdException w:name="Subtle Emphasis" w:semiHidden="0" w:uiPriority="19" w:unhideWhenUsed="0" w:qFormat="1"/>
+    <w:lsdException w:name="Intense Emphasis" w:semiHidden="0" w:uiPriority="21" w:unhideWhenUsed="0" w:qFormat="1"/>
+    <w:lsdException w:name="Subtle Reference" w:semiHidden="0" w:uiPriority="31" w:unhideWhenUsed="0" w:qFormat="1"/>
+    <w:lsdException w:name="Intense Reference" w:semiHidden="0" w:uiPriority="32" w:unhideWhenUsed="0" w:qFormat="1"/>
+    <w:lsdException w:name="Book Title" w:semiHidden="0" w:uiPriority="33" w:unhideWhenUsed="0" w:qFormat="1"/>
+    <w:lsdException w:name="Bibliography" w:uiPriority="37"/>
+    <w:lsdException w:name="TOC Heading" w:uiPriority="39" w:qFormat="1"/>
+  </w:latentStyles>
+  <w:style w:type="paragraph" w:default="1" w:styleId="Normal">
+    <w:name w:val="Normal"/>
+    <w:qFormat/>
+  </w:style>
+  <w:style w:type="character" w:default="1" w:styleId="Fuentedeprrafopredeter">
+    <w:name w:val="Default Paragraph Font"/>
+    <w:uiPriority w:val="1"/>
+    <w:semiHidden/>
+    <w:unhideWhenUsed/>
+  </w:style>
+  <w:style w:type="table" w:default="1" w:styleId="Tablanormal">
+    <w:name w:val="Normal Table"/>
+    <w:uiPriority w:val="99"/>
+    <w:semiHidden/>
+    <w:unhideWhenUsed/>
+    <w:tblPr>
+      <w:tblInd w:w="0" w:type="dxa"/>
+      <w:tblCellMar>
+        <w:top w:w="0" w:type="dxa"/>
+        <w:left w:w="108" w:type="dxa"/>
+        <w:bottom w:w="0" w:type="dxa"/>
+        <w:right w:w="108" w:type="dxa"/>
+      </w:tblCellMar>
+    </w:tblPr>
+  </w:style>
+  <w:style w:type="numbering" w:default="1" w:styleId="Sinlista">
+    <w:name w:val="No List"/>
+    <w:uiPriority w:val="99"/>
+    <w:semiHidden/>
+    <w:unhideWhenUsed/>
+  </w:style>
+  <w:style w:type="paragraph" w:styleId="Prrafodelista">
+    <w:name w:val="List Paragraph"/>
+    <w:basedOn w:val="Normal"/>
+    <w:uiPriority w:val="34"/>
+    <w:qFormat/>
+    <w:rsid w:val="00C07DB7"/>
+    <w:pPr>
+      <w:ind w:left="720"/>
+      <w:contextualSpacing/>
+    </w:pPr>
+  </w:style>
+  <w:style w:type="character" w:styleId="Textoennegrita">
+    <w:name w:val="Strong"/>
+    <w:basedOn w:val="Fuentedeprrafopredeter"/>
+    <w:uiPriority w:val="22"/>
+    <w:qFormat/>
+    <w:rsid w:val="00522E72"/>
+    <w:rPr>
+      <w:b/>
+      <w:bCs/>
+    </w:rPr>
+  </w:style>
+  <w:style w:type="table" w:styleId="Tablaconcuadrcula">
+    <w:name w:val="Table Grid"/>
+    <w:basedOn w:val="Tablanormal"/>
+    <w:uiPriority w:val="39"/>
+    <w:rsid w:val="00522E72"/>
+    <w:pPr>
+      <w:spacing w:after="0" w:line="240" w:lineRule="auto"/>
+    </w:pPr>
+    <w:tblPr>
+      <w:tblInd w:w="0" w:type="dxa"/>
+      <w:tblBorders>
+        <w:top w:val="single" w:sz="4" w:space="0" w:color="auto"/>
+        <w:left w:val="single" w:sz="4" w:space="0" w:color="auto"/>
+        <w:bottom w:val="single" w:sz="4" w:space="0" w:color="auto"/>
+        <w:right w:val="single" w:sz="4" w:space="0" w:color="auto"/>
+        <w:insideH w:val="single" w:sz="4" w:space="0" w:color="auto"/>
+        <w:insideV w:val="single" w:sz="4" w:space="0" w:color="auto"/>
+      </w:tblBorders>
+      <w:tblCellMar>
+        <w:top w:w="0" w:type="dxa"/>
+        <w:left w:w="108" w:type="dxa"/>
+        <w:bottom w:w="0" w:type="dxa"/>
+        <w:right w:w="108" w:type="dxa"/>
+      </w:tblCellMar>
+    </w:tblPr>
+  </w:style>
+  <w:style w:type="paragraph" w:styleId="NormalWeb">
+    <w:name w:val="Normal (Web)"/>
+    <w:basedOn w:val="Normal"/>
+    <w:uiPriority w:val="99"/>
+    <w:unhideWhenUsed/>
+    <w:rsid w:val="001D1289"/>
+    <w:pPr>
+      <w:spacing w:before="100" w:beforeAutospacing="1" w:after="100" w:afterAutospacing="1" w:line="240" w:lineRule="auto"/>
+    </w:pPr>
+    <w:rPr>
+      <w:rFonts w:ascii="Times New Roman" w:eastAsia="Times New Roman" w:hAnsi="Times New Roman" w:cs="Times New Roman"/>
+      <w:sz w:val="24"/>
+      <w:szCs w:val="24"/>
+      <w:lang w:eastAsia="es-AR"/>
+    </w:rPr>
+  </w:style>
+  <w:style w:type="paragraph" w:styleId="Textodeglobo">
+    <w:name w:val="Balloon Text"/>
+    <w:basedOn w:val="Normal"/>
+    <w:link w:val="TextodegloboCar"/>
+    <w:uiPriority w:val="99"/>
+    <w:semiHidden/>
+    <w:unhideWhenUsed/>
+    <w:rsid w:val="0070781A"/>
+    <w:pPr>
+      <w:spacing w:after="0" w:line="240" w:lineRule="auto"/>
+    </w:pPr>
+    <w:rPr>
+      <w:rFonts w:ascii="Tahoma" w:hAnsi="Tahoma" w:cs="Tahoma"/>
+      <w:sz w:val="16"/>
+      <w:szCs w:val="16"/>
+    </w:rPr>
+  </w:style>
+  <w:style w:type="character" w:customStyle="1" w:styleId="TextodegloboCar">
+    <w:name w:val="Texto de globo Car"/>
+    <w:basedOn w:val="Fuentedeprrafopredeter"/>
+    <w:link w:val="Textodeglobo"/>
+    <w:uiPriority w:val="99"/>
+    <w:semiHidden/>
+    <w:rsid w:val="0070781A"/>
+    <w:rPr>
+      <w:rFonts w:ascii="Tahoma" w:hAnsi="Tahoma" w:cs="Tahoma"/>
+      <w:sz w:val="16"/>
+      <w:szCs w:val="16"/>
     </w:rPr>
   </w:style>
 </w:styles>
@@ -3425,7 +3736,7 @@
     </a:clrScheme>
     <a:fontScheme name="Office">
       <a:majorFont>
-        <a:latin typeface="Calibri Light" panose="020F0302020204030204"/>
+        <a:latin typeface="Calibri Light"/>
         <a:ea typeface=""/>
         <a:cs typeface=""/>
         <a:font script="Jpan" typeface="游ゴシック Light"/>
@@ -3477,7 +3788,7 @@
         <a:font script="Tfng" typeface="Ebrima"/>
       </a:majorFont>
       <a:minorFont>
-        <a:latin typeface="Calibri" panose="020F0502020204030204"/>
+        <a:latin typeface="Calibri"/>
         <a:ea typeface=""/>
         <a:cs typeface=""/>
         <a:font script="Jpan" typeface="游明朝"/>
@@ -3671,7 +3982,7 @@
   <a:extraClrSchemeLst/>
   <a:extLst>
     <a:ext uri="{05A4C25C-085E-4340-85A3-A5531E510DB2}">
-      <thm15:themeFamily xmlns:thm15="http://schemas.microsoft.com/office/thememl/2012/main" name="Office Theme" id="{62F939B6-93AF-4DB8-9C6B-D6C7DFDC589F}" vid="{4A3C46E8-61CC-4603-A589-7422A47A8E4A}"/>
+      <thm15:themeFamily xmlns:thm15="http://schemas.microsoft.com/office/thememl/2012/main" xmlns="" name="Office Theme" id="{62F939B6-93AF-4DB8-9C6B-D6C7DFDC589F}" vid="{4A3C46E8-61CC-4603-A589-7422A47A8E4A}"/>
     </a:ext>
   </a:extLst>
 </a:theme>
